--- a/2026 files/BMRS/SYRUP BMR/MAGFLEX BMR NEW.docx
+++ b/2026 files/BMRS/SYRUP BMR/MAGFLEX BMR NEW.docx
@@ -1,6 +1,6 @@
 
 <file path=word/document.xml><?xml version="1.0" encoding="utf-8"?>
-<w:document xmlns:wpc="http://schemas.microsoft.com/office/word/2010/wordprocessingCanvas" xmlns:cx="http://schemas.microsoft.com/office/drawing/2014/chartex" xmlns:cx1="http://schemas.microsoft.com/office/drawing/2015/9/8/chartex" xmlns:cx2="http://schemas.microsoft.com/office/drawing/2015/10/21/chartex" xmlns:cx3="http://schemas.microsoft.com/office/drawing/2016/5/9/chartex" xmlns:cx4="http://schemas.microsoft.com/office/drawing/2016/5/10/chartex" xmlns:cx5="http://schemas.microsoft.com/office/drawing/2016/5/11/chartex" xmlns:cx6="http://schemas.microsoft.com/office/drawing/2016/5/12/chartex" xmlns:cx7="http://schemas.microsoft.com/office/drawing/2016/5/13/chartex" xmlns:cx8="http://schemas.microsoft.com/office/drawing/2016/5/14/chartex" xmlns:mc="http://schemas.openxmlformats.org/markup-compatibility/2006" xmlns:aink="http://schemas.microsoft.com/office/drawing/2016/ink" xmlns:am3d="http://schemas.microsoft.com/office/drawing/2017/model3d" xmlns:o="urn:schemas-microsoft-com:office:office" xmlns:r="http://schemas.openxmlformats.org/officeDocument/2006/relationships" xmlns:m="http://schemas.openxmlformats.org/officeDocument/2006/math" xmlns:v="urn:schemas-microsoft-com:vml" xmlns:wp14="http://schemas.microsoft.com/office/word/2010/wordprocessingDrawing" xmlns:wp="http://schemas.openxmlformats.org/drawingml/2006/wordprocessingDrawing" xmlns:w10="urn:schemas-microsoft-com:office:word" xmlns:w="http://schemas.openxmlformats.org/wordprocessingml/2006/main" xmlns:w14="http://schemas.microsoft.com/office/word/2010/wordml" xmlns:w15="http://schemas.microsoft.com/office/word/2012/wordml" xmlns:w16cex="http://schemas.microsoft.com/office/word/2018/wordml/cex" xmlns:w16cid="http://schemas.microsoft.com/office/word/2016/wordml/cid" xmlns:w16="http://schemas.microsoft.com/office/word/2018/wordml" xmlns:w16sdtdh="http://schemas.microsoft.com/office/word/2020/wordml/sdtdatahash" xmlns:w16se="http://schemas.microsoft.com/office/word/2015/wordml/symex" xmlns:wpg="http://schemas.microsoft.com/office/word/2010/wordprocessingGroup" xmlns:wpi="http://schemas.microsoft.com/office/word/2010/wordprocessingInk" xmlns:wne="http://schemas.microsoft.com/office/word/2006/wordml" xmlns:wps="http://schemas.microsoft.com/office/word/2010/wordprocessingShape" mc:Ignorable="w14 w15 w16se w16cid w16 w16cex w16sdtdh wp14">
+<w:document xmlns:wpc="http://schemas.microsoft.com/office/word/2010/wordprocessingCanvas" xmlns:cx="http://schemas.microsoft.com/office/drawing/2014/chartex" xmlns:cx1="http://schemas.microsoft.com/office/drawing/2015/9/8/chartex" xmlns:cx2="http://schemas.microsoft.com/office/drawing/2015/10/21/chartex" xmlns:cx3="http://schemas.microsoft.com/office/drawing/2016/5/9/chartex" xmlns:cx4="http://schemas.microsoft.com/office/drawing/2016/5/10/chartex" xmlns:cx5="http://schemas.microsoft.com/office/drawing/2016/5/11/chartex" xmlns:cx6="http://schemas.microsoft.com/office/drawing/2016/5/12/chartex" xmlns:cx7="http://schemas.microsoft.com/office/drawing/2016/5/13/chartex" xmlns:cx8="http://schemas.microsoft.com/office/drawing/2016/5/14/chartex" xmlns:mc="http://schemas.openxmlformats.org/markup-compatibility/2006" xmlns:aink="http://schemas.microsoft.com/office/drawing/2016/ink" xmlns:am3d="http://schemas.microsoft.com/office/drawing/2017/model3d" xmlns:o="urn:schemas-microsoft-com:office:office" xmlns:oel="http://schemas.microsoft.com/office/2019/extlst" xmlns:r="http://schemas.openxmlformats.org/officeDocument/2006/relationships" xmlns:m="http://schemas.openxmlformats.org/officeDocument/2006/math" xmlns:v="urn:schemas-microsoft-com:vml" xmlns:wp14="http://schemas.microsoft.com/office/word/2010/wordprocessingDrawing" xmlns:wp="http://schemas.openxmlformats.org/drawingml/2006/wordprocessingDrawing" xmlns:w10="urn:schemas-microsoft-com:office:word" xmlns:w="http://schemas.openxmlformats.org/wordprocessingml/2006/main" xmlns:w14="http://schemas.microsoft.com/office/word/2010/wordml" xmlns:w15="http://schemas.microsoft.com/office/word/2012/wordml" xmlns:w16cex="http://schemas.microsoft.com/office/word/2018/wordml/cex" xmlns:w16cid="http://schemas.microsoft.com/office/word/2016/wordml/cid" xmlns:w16="http://schemas.microsoft.com/office/word/2018/wordml" xmlns:w16sdtdh="http://schemas.microsoft.com/office/word/2020/wordml/sdtdatahash" xmlns:w16se="http://schemas.microsoft.com/office/word/2015/wordml/symex" xmlns:wpg="http://schemas.microsoft.com/office/word/2010/wordprocessingGroup" xmlns:wpi="http://schemas.microsoft.com/office/word/2010/wordprocessingInk" xmlns:wne="http://schemas.microsoft.com/office/word/2006/wordml" xmlns:wps="http://schemas.microsoft.com/office/word/2010/wordprocessingShape" mc:Ignorable="w14 w15 w16se w16cid w16 w16cex w16sdtdh wp14">
   <w:body>
     <w:p>
       <w:pPr>
@@ -126,14 +126,12 @@
               </w:rPr>
               <w:t xml:space="preserve">          </w:t>
             </w:r>
-            <w:proofErr w:type="spellStart"/>
             <w:r>
               <w:rPr>
                 <w:rFonts w:ascii="Calibri" w:hAnsi="Calibri" w:cs="Calibri"/>
               </w:rPr>
               <w:t>Magflex</w:t>
             </w:r>
-            <w:proofErr w:type="spellEnd"/>
             <w:r>
               <w:rPr>
                 <w:rFonts w:ascii="Calibri" w:hAnsi="Calibri" w:cs="Calibri"/>
@@ -316,35 +314,7 @@
               <w:rPr>
                 <w:rFonts w:ascii="Calibri" w:hAnsi="Calibri" w:cs="Calibri"/>
               </w:rPr>
-              <w:t xml:space="preserve">          200ml per Amber </w:t>
-            </w:r>
-            <w:proofErr w:type="spellStart"/>
-            <w:r>
-              <w:rPr>
-                <w:rFonts w:ascii="Calibri" w:hAnsi="Calibri" w:cs="Calibri"/>
-              </w:rPr>
-              <w:t>Colour</w:t>
-            </w:r>
-            <w:proofErr w:type="spellEnd"/>
-            <w:r>
-              <w:rPr>
-                <w:rFonts w:ascii="Calibri" w:hAnsi="Calibri" w:cs="Calibri"/>
-              </w:rPr>
-              <w:t xml:space="preserve"> PET Bottle duly labelled &amp; packed in a </w:t>
-            </w:r>
-            <w:proofErr w:type="spellStart"/>
-            <w:r>
-              <w:rPr>
-                <w:rFonts w:ascii="Calibri" w:hAnsi="Calibri" w:cs="Calibri"/>
-              </w:rPr>
-              <w:t>Monocarton</w:t>
-            </w:r>
-            <w:proofErr w:type="spellEnd"/>
-            <w:r>
-              <w:rPr>
-                <w:rFonts w:ascii="Calibri" w:hAnsi="Calibri" w:cs="Calibri"/>
-              </w:rPr>
-              <w:t>.</w:t>
+              <w:t xml:space="preserve">          200ml per Amber Colour PET Bottle duly labelled &amp; packed in a Monocarton.</w:t>
             </w:r>
           </w:p>
           <w:p>
@@ -4753,19 +4723,11 @@
                 <w:rFonts w:cstheme="minorHAnsi"/>
               </w:rPr>
             </w:pPr>
-            <w:proofErr w:type="spellStart"/>
             <w:r>
               <w:rPr>
                 <w:rFonts w:ascii="Calibri" w:hAnsi="Calibri" w:cs="Calibri"/>
               </w:rPr>
-              <w:t>Xantan</w:t>
-            </w:r>
-            <w:proofErr w:type="spellEnd"/>
-            <w:r>
-              <w:rPr>
-                <w:rFonts w:ascii="Calibri" w:hAnsi="Calibri" w:cs="Calibri"/>
-              </w:rPr>
-              <w:t xml:space="preserve"> gum</w:t>
+              <w:t>Xantan gum</w:t>
             </w:r>
             <w:r>
               <w:rPr>
@@ -6085,19 +6047,11 @@
             <w:r>
               <w:t>Requested By Production Pharm</w:t>
             </w:r>
-            <w:proofErr w:type="spellStart"/>
             <w:r>
               <w:rPr>
                 <w:lang w:val="en-GB"/>
               </w:rPr>
-              <w:t>acist</w:t>
-            </w:r>
-            <w:proofErr w:type="spellEnd"/>
-            <w:r>
-              <w:rPr>
-                <w:lang w:val="en-GB"/>
-              </w:rPr>
-              <w:t xml:space="preserve"> </w:t>
+              <w:t xml:space="preserve">acist </w:t>
             </w:r>
           </w:p>
         </w:tc>
@@ -6336,21 +6290,7 @@
               <w:rPr>
                 <w:rFonts w:cstheme="minorHAnsi"/>
               </w:rPr>
-              <w:t xml:space="preserve">Product </w:t>
-            </w:r>
-            <w:proofErr w:type="gramStart"/>
-            <w:r>
-              <w:rPr>
-                <w:rFonts w:cstheme="minorHAnsi"/>
-              </w:rPr>
-              <w:t>Name :</w:t>
-            </w:r>
-            <w:proofErr w:type="gramEnd"/>
-            <w:r>
-              <w:rPr>
-                <w:rFonts w:cstheme="minorHAnsi"/>
-              </w:rPr>
-              <w:t xml:space="preserve">  </w:t>
+              <w:t xml:space="preserve">Product Name :  </w:t>
             </w:r>
             <w:r>
               <w:rPr>
@@ -6577,21 +6517,7 @@
               <w:rPr>
                 <w:rFonts w:cstheme="minorHAnsi"/>
               </w:rPr>
-              <w:t xml:space="preserve">Amber </w:t>
-            </w:r>
-            <w:proofErr w:type="spellStart"/>
-            <w:r>
-              <w:rPr>
-                <w:rFonts w:cstheme="minorHAnsi"/>
-              </w:rPr>
-              <w:t>colour</w:t>
-            </w:r>
-            <w:proofErr w:type="spellEnd"/>
-            <w:r>
-              <w:rPr>
-                <w:rFonts w:cstheme="minorHAnsi"/>
-              </w:rPr>
-              <w:t xml:space="preserve"> 200 ml PET Bottle </w:t>
+              <w:t xml:space="preserve">Amber colour 200 ml PET Bottle </w:t>
             </w:r>
           </w:p>
         </w:tc>
@@ -6828,14 +6754,12 @@
                 <w:rFonts w:cstheme="minorHAnsi"/>
               </w:rPr>
             </w:pPr>
-            <w:proofErr w:type="spellStart"/>
             <w:r>
               <w:rPr>
                 <w:rFonts w:cstheme="minorHAnsi"/>
               </w:rPr>
               <w:t>Magflex</w:t>
             </w:r>
-            <w:proofErr w:type="spellEnd"/>
             <w:r>
               <w:rPr>
                 <w:rFonts w:cstheme="minorHAnsi"/>
@@ -6956,14 +6880,12 @@
                 <w:rFonts w:cstheme="minorHAnsi"/>
               </w:rPr>
             </w:pPr>
-            <w:proofErr w:type="spellStart"/>
             <w:r>
               <w:rPr>
                 <w:rFonts w:cstheme="minorHAnsi"/>
               </w:rPr>
               <w:t>Magflex</w:t>
             </w:r>
-            <w:proofErr w:type="spellEnd"/>
             <w:r>
               <w:rPr>
                 <w:rFonts w:cstheme="minorHAnsi"/>
@@ -7206,14 +7128,12 @@
                 <w:rFonts w:cstheme="minorHAnsi"/>
               </w:rPr>
             </w:pPr>
-            <w:proofErr w:type="spellStart"/>
             <w:r>
               <w:rPr>
                 <w:rFonts w:cstheme="minorHAnsi"/>
               </w:rPr>
               <w:t>Magflex</w:t>
             </w:r>
-            <w:proofErr w:type="spellEnd"/>
             <w:r>
               <w:rPr>
                 <w:rFonts w:cstheme="minorHAnsi"/>
@@ -7457,14 +7377,12 @@
                 <w:rFonts w:cstheme="minorHAnsi"/>
               </w:rPr>
             </w:pPr>
-            <w:proofErr w:type="spellStart"/>
             <w:r>
               <w:rPr>
                 <w:rFonts w:cstheme="minorHAnsi"/>
               </w:rPr>
               <w:t>Magflex</w:t>
             </w:r>
-            <w:proofErr w:type="spellEnd"/>
             <w:r>
               <w:rPr>
                 <w:rFonts w:cstheme="minorHAnsi"/>
@@ -7744,19 +7662,11 @@
             <w:r>
               <w:t>Requested By Production Pharm</w:t>
             </w:r>
-            <w:proofErr w:type="spellStart"/>
             <w:r>
               <w:rPr>
                 <w:lang w:val="en-GB"/>
               </w:rPr>
-              <w:t>acist</w:t>
-            </w:r>
-            <w:proofErr w:type="spellEnd"/>
-            <w:r>
-              <w:rPr>
-                <w:lang w:val="en-GB"/>
-              </w:rPr>
-              <w:t xml:space="preserve"> </w:t>
+              <w:t xml:space="preserve">acist </w:t>
             </w:r>
           </w:p>
         </w:tc>
@@ -12648,23 +12558,7 @@
                 <w:rFonts w:ascii="Calibri" w:eastAsia="Calibri" w:hAnsi="Calibri" w:cs="Calibri"/>
                 <w:lang w:val="en-GB"/>
               </w:rPr>
-              <w:t xml:space="preserve">Service </w:t>
-            </w:r>
-            <w:proofErr w:type="gramStart"/>
-            <w:r>
-              <w:rPr>
-                <w:rFonts w:ascii="Calibri" w:eastAsia="Calibri" w:hAnsi="Calibri" w:cs="Calibri"/>
-                <w:lang w:val="en-GB"/>
-              </w:rPr>
-              <w:t>Tank(</w:t>
-            </w:r>
-            <w:proofErr w:type="gramEnd"/>
-            <w:r>
-              <w:rPr>
-                <w:rFonts w:ascii="Calibri" w:eastAsia="Calibri" w:hAnsi="Calibri" w:cs="Calibri"/>
-                <w:lang w:val="en-GB"/>
-              </w:rPr>
-              <w:t>500 litres)</w:t>
+              <w:t>Service Tank(500 litres)</w:t>
             </w:r>
           </w:p>
         </w:tc>
@@ -18644,19 +18538,11 @@
                 <w:rFonts w:cstheme="minorHAnsi"/>
               </w:rPr>
             </w:pPr>
-            <w:proofErr w:type="spellStart"/>
-            <w:r>
-              <w:rPr>
-                <w:rFonts w:cstheme="minorHAnsi"/>
-              </w:rPr>
-              <w:t>Stp</w:t>
-            </w:r>
-            <w:proofErr w:type="spellEnd"/>
-            <w:r>
-              <w:rPr>
-                <w:rFonts w:cstheme="minorHAnsi"/>
-              </w:rPr>
-              <w:t xml:space="preserve"> ref. no.</w:t>
+            <w:r>
+              <w:rPr>
+                <w:rFonts w:cstheme="minorHAnsi"/>
+              </w:rPr>
+              <w:t>Stp ref. no.</w:t>
             </w:r>
           </w:p>
         </w:tc>
@@ -18748,19 +18634,11 @@
                 <w:rFonts w:cstheme="minorHAnsi"/>
               </w:rPr>
             </w:pPr>
-            <w:proofErr w:type="spellStart"/>
-            <w:r>
-              <w:rPr>
-                <w:rFonts w:cstheme="minorHAnsi"/>
-              </w:rPr>
-              <w:t>Stp</w:t>
-            </w:r>
-            <w:proofErr w:type="spellEnd"/>
-            <w:r>
-              <w:rPr>
-                <w:rFonts w:cstheme="minorHAnsi"/>
-              </w:rPr>
-              <w:t xml:space="preserve"> ref. no.</w:t>
+            <w:r>
+              <w:rPr>
+                <w:rFonts w:cstheme="minorHAnsi"/>
+              </w:rPr>
+              <w:t>Stp ref. no.</w:t>
             </w:r>
           </w:p>
         </w:tc>
@@ -18846,19 +18724,11 @@
                 <w:rFonts w:cstheme="minorHAnsi"/>
               </w:rPr>
             </w:pPr>
-            <w:proofErr w:type="spellStart"/>
-            <w:r>
-              <w:rPr>
-                <w:rFonts w:cstheme="minorHAnsi"/>
-              </w:rPr>
-              <w:t>Stp</w:t>
-            </w:r>
-            <w:proofErr w:type="spellEnd"/>
-            <w:r>
-              <w:rPr>
-                <w:rFonts w:cstheme="minorHAnsi"/>
-              </w:rPr>
-              <w:t xml:space="preserve"> ref. no.</w:t>
+            <w:r>
+              <w:rPr>
+                <w:rFonts w:cstheme="minorHAnsi"/>
+              </w:rPr>
+              <w:t>Stp ref. no.</w:t>
             </w:r>
           </w:p>
         </w:tc>
@@ -19694,19 +19564,11 @@
                 <w:rFonts w:cstheme="minorHAnsi"/>
               </w:rPr>
             </w:pPr>
-            <w:proofErr w:type="spellStart"/>
-            <w:r>
-              <w:rPr>
-                <w:rFonts w:cstheme="minorHAnsi"/>
-              </w:rPr>
-              <w:t>Stp</w:t>
-            </w:r>
-            <w:proofErr w:type="spellEnd"/>
-            <w:r>
-              <w:rPr>
-                <w:rFonts w:cstheme="minorHAnsi"/>
-              </w:rPr>
-              <w:t xml:space="preserve"> ref. no.</w:t>
+            <w:r>
+              <w:rPr>
+                <w:rFonts w:cstheme="minorHAnsi"/>
+              </w:rPr>
+              <w:t>Stp ref. no.</w:t>
             </w:r>
           </w:p>
         </w:tc>
@@ -19766,19 +19628,11 @@
                 <w:rFonts w:cstheme="minorHAnsi"/>
               </w:rPr>
             </w:pPr>
-            <w:proofErr w:type="spellStart"/>
             <w:r>
               <w:rPr>
                 <w:rFonts w:ascii="Calibri" w:hAnsi="Calibri" w:cs="Calibri"/>
               </w:rPr>
-              <w:t>Xantan</w:t>
-            </w:r>
-            <w:proofErr w:type="spellEnd"/>
-            <w:r>
-              <w:rPr>
-                <w:rFonts w:ascii="Calibri" w:hAnsi="Calibri" w:cs="Calibri"/>
-              </w:rPr>
-              <w:t xml:space="preserve"> gum</w:t>
+              <w:t>Xantan gum</w:t>
             </w:r>
             <w:r>
               <w:rPr>
@@ -19800,19 +19654,11 @@
                 <w:rFonts w:cstheme="minorHAnsi"/>
               </w:rPr>
             </w:pPr>
-            <w:proofErr w:type="spellStart"/>
-            <w:r>
-              <w:rPr>
-                <w:rFonts w:cstheme="minorHAnsi"/>
-              </w:rPr>
-              <w:t>Stp</w:t>
-            </w:r>
-            <w:proofErr w:type="spellEnd"/>
-            <w:r>
-              <w:rPr>
-                <w:rFonts w:cstheme="minorHAnsi"/>
-              </w:rPr>
-              <w:t xml:space="preserve"> ref. no.</w:t>
+            <w:r>
+              <w:rPr>
+                <w:rFonts w:cstheme="minorHAnsi"/>
+              </w:rPr>
+              <w:t>Stp ref. no.</w:t>
             </w:r>
           </w:p>
         </w:tc>
@@ -19898,19 +19744,11 @@
                 <w:rFonts w:cstheme="minorHAnsi"/>
               </w:rPr>
             </w:pPr>
-            <w:proofErr w:type="spellStart"/>
-            <w:r>
-              <w:rPr>
-                <w:rFonts w:cstheme="minorHAnsi"/>
-              </w:rPr>
-              <w:t>Stp</w:t>
-            </w:r>
-            <w:proofErr w:type="spellEnd"/>
-            <w:r>
-              <w:rPr>
-                <w:rFonts w:cstheme="minorHAnsi"/>
-              </w:rPr>
-              <w:t xml:space="preserve"> ref. no.</w:t>
+            <w:r>
+              <w:rPr>
+                <w:rFonts w:cstheme="minorHAnsi"/>
+              </w:rPr>
+              <w:t>Stp ref. no.</w:t>
             </w:r>
           </w:p>
         </w:tc>
@@ -19996,19 +19834,11 @@
                 <w:rFonts w:cstheme="minorHAnsi"/>
               </w:rPr>
             </w:pPr>
-            <w:proofErr w:type="spellStart"/>
-            <w:r>
-              <w:rPr>
-                <w:rFonts w:cstheme="minorHAnsi"/>
-              </w:rPr>
-              <w:t>Stp</w:t>
-            </w:r>
-            <w:proofErr w:type="spellEnd"/>
-            <w:r>
-              <w:rPr>
-                <w:rFonts w:cstheme="minorHAnsi"/>
-              </w:rPr>
-              <w:t xml:space="preserve"> ref. no.</w:t>
+            <w:r>
+              <w:rPr>
+                <w:rFonts w:cstheme="minorHAnsi"/>
+              </w:rPr>
+              <w:t>Stp ref. no.</w:t>
             </w:r>
           </w:p>
         </w:tc>
@@ -20094,19 +19924,11 @@
                 <w:rFonts w:cstheme="minorHAnsi"/>
               </w:rPr>
             </w:pPr>
-            <w:proofErr w:type="spellStart"/>
-            <w:r>
-              <w:rPr>
-                <w:rFonts w:cstheme="minorHAnsi"/>
-              </w:rPr>
-              <w:t>Stp</w:t>
-            </w:r>
-            <w:proofErr w:type="spellEnd"/>
-            <w:r>
-              <w:rPr>
-                <w:rFonts w:cstheme="minorHAnsi"/>
-              </w:rPr>
-              <w:t xml:space="preserve"> ref. no.</w:t>
+            <w:r>
+              <w:rPr>
+                <w:rFonts w:cstheme="minorHAnsi"/>
+              </w:rPr>
+              <w:t>Stp ref. no.</w:t>
             </w:r>
           </w:p>
         </w:tc>
@@ -20195,19 +20017,11 @@
                 <w:rFonts w:cstheme="minorHAnsi"/>
               </w:rPr>
             </w:pPr>
-            <w:proofErr w:type="spellStart"/>
-            <w:r>
-              <w:rPr>
-                <w:rFonts w:cstheme="minorHAnsi"/>
-              </w:rPr>
-              <w:t>Stp</w:t>
-            </w:r>
-            <w:proofErr w:type="spellEnd"/>
-            <w:r>
-              <w:rPr>
-                <w:rFonts w:cstheme="minorHAnsi"/>
-              </w:rPr>
-              <w:t xml:space="preserve"> ref. no.</w:t>
+            <w:r>
+              <w:rPr>
+                <w:rFonts w:cstheme="minorHAnsi"/>
+              </w:rPr>
+              <w:t>Stp ref. no.</w:t>
             </w:r>
           </w:p>
         </w:tc>
@@ -20289,19 +20103,11 @@
                 <w:rFonts w:cstheme="minorHAnsi"/>
               </w:rPr>
             </w:pPr>
-            <w:proofErr w:type="spellStart"/>
-            <w:r>
-              <w:rPr>
-                <w:rFonts w:cstheme="minorHAnsi"/>
-              </w:rPr>
-              <w:t>Stp</w:t>
-            </w:r>
-            <w:proofErr w:type="spellEnd"/>
-            <w:r>
-              <w:rPr>
-                <w:rFonts w:cstheme="minorHAnsi"/>
-              </w:rPr>
-              <w:t xml:space="preserve"> ref. no.</w:t>
+            <w:r>
+              <w:rPr>
+                <w:rFonts w:cstheme="minorHAnsi"/>
+              </w:rPr>
+              <w:t>Stp ref. no.</w:t>
             </w:r>
           </w:p>
         </w:tc>
@@ -20375,19 +20181,11 @@
                 <w:rFonts w:cstheme="minorHAnsi"/>
               </w:rPr>
             </w:pPr>
-            <w:proofErr w:type="spellStart"/>
-            <w:r>
-              <w:rPr>
-                <w:rFonts w:cstheme="minorHAnsi"/>
-              </w:rPr>
-              <w:t>Stp</w:t>
-            </w:r>
-            <w:proofErr w:type="spellEnd"/>
-            <w:r>
-              <w:rPr>
-                <w:rFonts w:cstheme="minorHAnsi"/>
-              </w:rPr>
-              <w:t xml:space="preserve"> ref. no.</w:t>
+            <w:r>
+              <w:rPr>
+                <w:rFonts w:cstheme="minorHAnsi"/>
+              </w:rPr>
+              <w:t>Stp ref. no.</w:t>
             </w:r>
           </w:p>
         </w:tc>
@@ -20473,19 +20271,11 @@
                 <w:rFonts w:cstheme="minorHAnsi"/>
               </w:rPr>
             </w:pPr>
-            <w:proofErr w:type="spellStart"/>
-            <w:r>
-              <w:rPr>
-                <w:rFonts w:cstheme="minorHAnsi"/>
-              </w:rPr>
-              <w:t>Stp</w:t>
-            </w:r>
-            <w:proofErr w:type="spellEnd"/>
-            <w:r>
-              <w:rPr>
-                <w:rFonts w:cstheme="minorHAnsi"/>
-              </w:rPr>
-              <w:t xml:space="preserve"> ref. no.</w:t>
+            <w:r>
+              <w:rPr>
+                <w:rFonts w:cstheme="minorHAnsi"/>
+              </w:rPr>
+              <w:t>Stp ref. no.</w:t>
             </w:r>
           </w:p>
         </w:tc>
@@ -20881,19 +20671,11 @@
                 <w:b/>
               </w:rPr>
             </w:pPr>
-            <w:proofErr w:type="spellStart"/>
             <w:r>
               <w:rPr>
                 <w:rFonts w:ascii="Calibri" w:hAnsi="Calibri" w:cs="Calibri"/>
               </w:rPr>
-              <w:t>Xantan</w:t>
-            </w:r>
-            <w:proofErr w:type="spellEnd"/>
-            <w:r>
-              <w:rPr>
-                <w:rFonts w:ascii="Calibri" w:hAnsi="Calibri" w:cs="Calibri"/>
-              </w:rPr>
-              <w:t xml:space="preserve"> gum</w:t>
+              <w:t>Xantan gum</w:t>
             </w:r>
             <w:r>
               <w:rPr>
@@ -22974,23 +22756,7 @@
                 <w:rFonts w:eastAsia="Times New Roman" w:cstheme="minorHAnsi"/>
                 <w:lang w:val="en-GB"/>
               </w:rPr>
-              <w:t xml:space="preserve">Area </w:t>
-            </w:r>
-            <w:proofErr w:type="gramStart"/>
-            <w:r>
-              <w:rPr>
-                <w:rFonts w:eastAsia="Times New Roman" w:cstheme="minorHAnsi"/>
-                <w:lang w:val="en-GB"/>
-              </w:rPr>
-              <w:t>Cleanliness  (</w:t>
-            </w:r>
-            <w:proofErr w:type="gramEnd"/>
-            <w:r>
-              <w:rPr>
-                <w:rFonts w:eastAsia="Times New Roman" w:cstheme="minorHAnsi"/>
-                <w:lang w:val="en-GB"/>
-              </w:rPr>
-              <w:t>floor, walls, ceiling, risers)</w:t>
+              <w:t>Area Cleanliness  (floor, walls, ceiling, risers)</w:t>
             </w:r>
           </w:p>
         </w:tc>
@@ -23642,21 +23408,12 @@
               </w:rPr>
               <w:t>+</w:t>
             </w:r>
-            <w:proofErr w:type="gramStart"/>
             <w:r>
               <w:rPr>
                 <w:rFonts w:eastAsia="Times New Roman" w:cstheme="minorHAnsi"/>
                 <w:lang w:val="en-GB"/>
               </w:rPr>
-              <w:t xml:space="preserve">5,   </w:t>
-            </w:r>
-            <w:proofErr w:type="gramEnd"/>
-            <w:r>
-              <w:rPr>
-                <w:rFonts w:eastAsia="Times New Roman" w:cstheme="minorHAnsi"/>
-                <w:lang w:val="en-GB"/>
-              </w:rPr>
-              <w:t xml:space="preserve">  Actual RH: _______________%</w:t>
+              <w:t>5,     Actual RH: _______________%</w:t>
             </w:r>
           </w:p>
         </w:tc>
@@ -24053,20 +23810,8 @@
                 <w:sz w:val="24"/>
                 <w:szCs w:val="24"/>
               </w:rPr>
-              <w:t xml:space="preserve">Checked by </w:t>
-            </w:r>
-            <w:proofErr w:type="spellStart"/>
-            <w:r>
-              <w:rPr>
-                <w:rFonts w:cstheme="minorHAnsi"/>
-                <w:b/>
-                <w:bCs/>
-                <w:sz w:val="24"/>
-                <w:szCs w:val="24"/>
-              </w:rPr>
-              <w:t>Prod.Sup</w:t>
-            </w:r>
-            <w:proofErr w:type="spellEnd"/>
+              <w:t>Checked by Prod.Sup</w:t>
+            </w:r>
           </w:p>
         </w:tc>
         <w:tc>
@@ -25626,7 +25371,23 @@
                 <w:sz w:val="24"/>
                 <w:szCs w:val="24"/>
               </w:rPr>
-              <w:t xml:space="preserve">Dissolve 0.08kg of Menthol in a mixture </w:t>
+              <w:t>Dissolve 0.</w:t>
+            </w:r>
+            <w:r>
+              <w:rPr>
+                <w:rFonts w:cstheme="minorHAnsi"/>
+                <w:sz w:val="24"/>
+                <w:szCs w:val="24"/>
+              </w:rPr>
+              <w:t>1</w:t>
+            </w:r>
+            <w:r>
+              <w:rPr>
+                <w:rFonts w:cstheme="minorHAnsi"/>
+                <w:sz w:val="24"/>
+                <w:szCs w:val="24"/>
+              </w:rPr>
+              <w:t xml:space="preserve">kg of Menthol in a mixture </w:t>
             </w:r>
             <w:r>
               <w:rPr>
@@ -26413,25 +26174,7 @@
                 <w:sz w:val="24"/>
                 <w:szCs w:val="24"/>
               </w:rPr>
-              <w:t xml:space="preserve"> (if </w:t>
-            </w:r>
-            <w:proofErr w:type="gramStart"/>
-            <w:r>
-              <w:rPr>
-                <w:rFonts w:cstheme="minorHAnsi"/>
-                <w:sz w:val="24"/>
-                <w:szCs w:val="24"/>
-              </w:rPr>
-              <w:t>any)…</w:t>
-            </w:r>
-            <w:proofErr w:type="gramEnd"/>
-            <w:r>
-              <w:rPr>
-                <w:rFonts w:cstheme="minorHAnsi"/>
-                <w:sz w:val="24"/>
-                <w:szCs w:val="24"/>
-              </w:rPr>
-              <w:t>…………………………………………………………………………………………………………..…………………….</w:t>
+              <w:t xml:space="preserve"> (if any)……………………………………………………………………………………………………………..…………………….</w:t>
             </w:r>
           </w:p>
           <w:p>
@@ -30372,21 +30115,7 @@
               <w:rPr>
                 <w:rFonts w:cstheme="minorHAnsi"/>
               </w:rPr>
-              <w:t xml:space="preserve">Amber </w:t>
-            </w:r>
-            <w:proofErr w:type="spellStart"/>
-            <w:r>
-              <w:rPr>
-                <w:rFonts w:cstheme="minorHAnsi"/>
-              </w:rPr>
-              <w:t>colour</w:t>
-            </w:r>
-            <w:proofErr w:type="spellEnd"/>
-            <w:r>
-              <w:rPr>
-                <w:rFonts w:cstheme="minorHAnsi"/>
-              </w:rPr>
-              <w:t xml:space="preserve"> 200 ml PET Bottle </w:t>
+              <w:t xml:space="preserve">Amber colour 200 ml PET Bottle </w:t>
             </w:r>
           </w:p>
         </w:tc>
@@ -30635,14 +30364,12 @@
                 <w:rFonts w:cstheme="minorHAnsi"/>
               </w:rPr>
             </w:pPr>
-            <w:proofErr w:type="spellStart"/>
             <w:r>
               <w:rPr>
                 <w:rFonts w:cstheme="minorHAnsi"/>
               </w:rPr>
               <w:t>Magflex</w:t>
             </w:r>
-            <w:proofErr w:type="spellEnd"/>
             <w:r>
               <w:rPr>
                 <w:rFonts w:cstheme="minorHAnsi"/>
@@ -30769,27 +30496,17 @@
                 <w:rFonts w:cstheme="minorHAnsi"/>
               </w:rPr>
             </w:pPr>
-            <w:proofErr w:type="spellStart"/>
-            <w:proofErr w:type="gramStart"/>
             <w:r>
               <w:rPr>
                 <w:rFonts w:cstheme="minorHAnsi"/>
               </w:rPr>
               <w:t>Magflex</w:t>
             </w:r>
-            <w:proofErr w:type="spellEnd"/>
-            <w:r>
-              <w:rPr>
-                <w:rFonts w:cstheme="minorHAnsi"/>
-              </w:rPr>
-              <w:t xml:space="preserve">  suspension</w:t>
-            </w:r>
-            <w:proofErr w:type="gramEnd"/>
-            <w:r>
-              <w:rPr>
-                <w:rFonts w:cstheme="minorHAnsi"/>
-              </w:rPr>
-              <w:t xml:space="preserve">  – Printed Labels</w:t>
+            <w:r>
+              <w:rPr>
+                <w:rFonts w:cstheme="minorHAnsi"/>
+              </w:rPr>
+              <w:t xml:space="preserve">  suspension  – Printed Labels</w:t>
             </w:r>
           </w:p>
         </w:tc>
@@ -31037,27 +30754,17 @@
                 <w:rFonts w:cstheme="minorHAnsi"/>
               </w:rPr>
             </w:pPr>
-            <w:proofErr w:type="spellStart"/>
-            <w:proofErr w:type="gramStart"/>
             <w:r>
               <w:rPr>
                 <w:rFonts w:cstheme="minorHAnsi"/>
               </w:rPr>
               <w:t>Magflex</w:t>
             </w:r>
-            <w:proofErr w:type="spellEnd"/>
-            <w:r>
-              <w:rPr>
-                <w:rFonts w:cstheme="minorHAnsi"/>
-              </w:rPr>
-              <w:t xml:space="preserve">  suspension</w:t>
-            </w:r>
-            <w:proofErr w:type="gramEnd"/>
-            <w:r>
-              <w:rPr>
-                <w:rFonts w:cstheme="minorHAnsi"/>
-              </w:rPr>
-              <w:t xml:space="preserve"> – Leaflet</w:t>
+            <w:r>
+              <w:rPr>
+                <w:rFonts w:cstheme="minorHAnsi"/>
+              </w:rPr>
+              <w:t xml:space="preserve">  suspension – Leaflet</w:t>
             </w:r>
           </w:p>
         </w:tc>
@@ -31307,33 +31014,17 @@
                 <w:rFonts w:cstheme="minorHAnsi"/>
               </w:rPr>
             </w:pPr>
-            <w:proofErr w:type="spellStart"/>
             <w:r>
               <w:rPr>
                 <w:rFonts w:cstheme="minorHAnsi"/>
               </w:rPr>
               <w:t>Magflex</w:t>
             </w:r>
-            <w:proofErr w:type="spellEnd"/>
-            <w:r>
-              <w:rPr>
-                <w:rFonts w:cstheme="minorHAnsi"/>
-              </w:rPr>
-              <w:t xml:space="preserve"> </w:t>
-            </w:r>
-            <w:proofErr w:type="gramStart"/>
-            <w:r>
-              <w:rPr>
-                <w:rFonts w:cstheme="minorHAnsi"/>
-              </w:rPr>
-              <w:t>suspension  Printed</w:t>
-            </w:r>
-            <w:proofErr w:type="gramEnd"/>
-            <w:r>
-              <w:rPr>
-                <w:rFonts w:cstheme="minorHAnsi"/>
-              </w:rPr>
-              <w:t xml:space="preserve"> Shipper Cartons</w:t>
+            <w:r>
+              <w:rPr>
+                <w:rFonts w:cstheme="minorHAnsi"/>
+              </w:rPr>
+              <w:t xml:space="preserve"> suspension  Printed Shipper Cartons</w:t>
             </w:r>
           </w:p>
         </w:tc>
@@ -32866,14 +32557,12 @@
                 <w:rFonts w:cstheme="minorHAnsi"/>
               </w:rPr>
             </w:pPr>
-            <w:proofErr w:type="gramStart"/>
             <w:r>
               <w:rPr>
                 <w:rFonts w:cstheme="minorHAnsi"/>
               </w:rPr>
               <w:t>MFD :</w:t>
             </w:r>
-            <w:proofErr w:type="gramEnd"/>
           </w:p>
         </w:tc>
         <w:tc>
@@ -32939,14 +32628,12 @@
                 <w:rFonts w:cstheme="minorHAnsi"/>
               </w:rPr>
             </w:pPr>
-            <w:proofErr w:type="gramStart"/>
             <w:r>
               <w:rPr>
                 <w:rFonts w:cstheme="minorHAnsi"/>
               </w:rPr>
               <w:t>EXP :</w:t>
             </w:r>
-            <w:proofErr w:type="gramEnd"/>
           </w:p>
         </w:tc>
         <w:tc>
@@ -33790,23 +33477,7 @@
                 <w:rFonts w:cs="Times New Roman"/>
                 <w:b/>
               </w:rPr>
-              <w:t>…</w:t>
-            </w:r>
-            <w:proofErr w:type="gramStart"/>
-            <w:r>
-              <w:rPr>
-                <w:rFonts w:cs="Times New Roman"/>
-                <w:b/>
-              </w:rPr>
-              <w:t>…..</w:t>
-            </w:r>
-            <w:proofErr w:type="gramEnd"/>
-            <w:r>
-              <w:rPr>
-                <w:rFonts w:cs="Times New Roman"/>
-                <w:b/>
-              </w:rPr>
-              <w:t>………</w:t>
+              <w:t>……..………</w:t>
             </w:r>
           </w:p>
           <w:p>
@@ -34187,23 +33858,7 @@
                 <w:rFonts w:cs="Times New Roman"/>
                 <w:b/>
               </w:rPr>
-              <w:t>…</w:t>
-            </w:r>
-            <w:proofErr w:type="gramStart"/>
-            <w:r>
-              <w:rPr>
-                <w:rFonts w:cs="Times New Roman"/>
-                <w:b/>
-              </w:rPr>
-              <w:t>…..</w:t>
-            </w:r>
-            <w:proofErr w:type="gramEnd"/>
-            <w:r>
-              <w:rPr>
-                <w:rFonts w:cs="Times New Roman"/>
-                <w:b/>
-              </w:rPr>
-              <w:t>………</w:t>
+              <w:t>……..………</w:t>
             </w:r>
           </w:p>
           <w:p>
@@ -35003,15 +34658,7 @@
               <w:t>Deviation</w:t>
             </w:r>
             <w:r>
-              <w:t xml:space="preserve"> (if </w:t>
-            </w:r>
-            <w:proofErr w:type="gramStart"/>
-            <w:r>
-              <w:t>any)…</w:t>
-            </w:r>
-            <w:proofErr w:type="gramEnd"/>
-            <w:r>
-              <w:t>………………………………………………………………………………………………………..…………………….</w:t>
+              <w:t xml:space="preserve"> (if any)…………………………………………………………………………………………………………..…………………….</w:t>
             </w:r>
           </w:p>
           <w:p>
@@ -36739,21 +36386,7 @@
               <w:rPr>
                 <w:rFonts w:eastAsia="Calibri" w:cstheme="minorHAnsi"/>
               </w:rPr>
-              <w:t xml:space="preserve">Automatic </w:t>
-            </w:r>
-            <w:proofErr w:type="gramStart"/>
-            <w:r>
-              <w:rPr>
-                <w:rFonts w:eastAsia="Calibri" w:cstheme="minorHAnsi"/>
-              </w:rPr>
-              <w:t>Shrink Wrapping</w:t>
-            </w:r>
-            <w:proofErr w:type="gramEnd"/>
-            <w:r>
-              <w:rPr>
-                <w:rFonts w:eastAsia="Calibri" w:cstheme="minorHAnsi"/>
-              </w:rPr>
-              <w:t xml:space="preserve"> Machine 2</w:t>
+              <w:t>Automatic Shrink Wrapping Machine 2</w:t>
             </w:r>
           </w:p>
         </w:tc>
@@ -37407,21 +37040,7 @@
               <w:rPr>
                 <w:rFonts w:cstheme="minorHAnsi"/>
               </w:rPr>
-              <w:t xml:space="preserve">Area </w:t>
-            </w:r>
-            <w:proofErr w:type="gramStart"/>
-            <w:r>
-              <w:rPr>
-                <w:rFonts w:cstheme="minorHAnsi"/>
-              </w:rPr>
-              <w:t>Cleanliness  (</w:t>
-            </w:r>
-            <w:proofErr w:type="gramEnd"/>
-            <w:r>
-              <w:rPr>
-                <w:rFonts w:cstheme="minorHAnsi"/>
-              </w:rPr>
-              <w:t xml:space="preserve"> walls, ceiling, floor )</w:t>
+              <w:t>Area Cleanliness  ( walls, ceiling, floor )</w:t>
             </w:r>
           </w:p>
         </w:tc>
@@ -37731,21 +37350,7 @@
               <w:rPr>
                 <w:rFonts w:cstheme="minorHAnsi"/>
               </w:rPr>
-              <w:t xml:space="preserve">Std </w:t>
-            </w:r>
-            <w:proofErr w:type="gramStart"/>
-            <w:r>
-              <w:rPr>
-                <w:rFonts w:cstheme="minorHAnsi"/>
-              </w:rPr>
-              <w:t>RH :</w:t>
-            </w:r>
-            <w:proofErr w:type="gramEnd"/>
-            <w:r>
-              <w:rPr>
-                <w:rFonts w:cstheme="minorHAnsi"/>
-              </w:rPr>
-              <w:t xml:space="preserve"> NMT 65</w:t>
+              <w:t>Std RH : NMT 65</w:t>
             </w:r>
             <w:r>
               <w:rPr>
@@ -37811,16 +37416,8 @@
               <w:rPr>
                 <w:rFonts w:cstheme="minorHAnsi"/>
               </w:rPr>
-              <w:t xml:space="preserve">Balance calibration done on </w:t>
-            </w:r>
-            <w:proofErr w:type="gramStart"/>
-            <w:r>
-              <w:rPr>
-                <w:rFonts w:cstheme="minorHAnsi"/>
-              </w:rPr>
-              <w:t>date :</w:t>
-            </w:r>
-            <w:proofErr w:type="gramEnd"/>
+              <w:t>Balance calibration done on date :</w:t>
+            </w:r>
           </w:p>
         </w:tc>
         <w:tc>
@@ -37918,16 +37515,8 @@
         <w:rPr>
           <w:rFonts w:cstheme="minorHAnsi"/>
         </w:rPr>
-        <w:t>Estimated loss during transfer of the product to the service tank through the pipe/hose     ………</w:t>
+        <w:t>Estimated loss during transfer of the product to the service tank through the pipe/hose     …………..</w:t>
       </w:r>
-      <w:proofErr w:type="gramStart"/>
-      <w:r>
-        <w:rPr>
-          <w:rFonts w:cstheme="minorHAnsi"/>
-        </w:rPr>
-        <w:t>…..</w:t>
-      </w:r>
-      <w:proofErr w:type="gramEnd"/>
     </w:p>
     <w:p>
       <w:pPr>
@@ -45849,27 +45438,13 @@
         <w:rPr>
           <w:b/>
         </w:rPr>
-        <w:t>PACKING INPROCESS CHECKS</w:t>
-      </w:r>
-      <w:proofErr w:type="gramStart"/>
-      <w:r>
-        <w:rPr>
-          <w:b/>
-        </w:rPr>
-        <w:t>-</w:t>
+        <w:t>PACKING INPROCESS CHECKS-</w:t>
       </w:r>
       <w:r>
         <w:rPr>
           <w:bCs/>
         </w:rPr>
-        <w:t>(</w:t>
-      </w:r>
-      <w:proofErr w:type="gramEnd"/>
-      <w:r>
-        <w:rPr>
-          <w:bCs/>
-        </w:rPr>
-        <w:t>To be done hourly basis)</w:t>
+        <w:t>(To be done hourly basis)</w:t>
       </w:r>
     </w:p>
     <w:tbl>
@@ -46392,21 +45967,12 @@
                 <w:szCs w:val="20"/>
               </w:rPr>
             </w:pPr>
-            <w:proofErr w:type="spellStart"/>
-            <w:r>
-              <w:rPr>
-                <w:sz w:val="20"/>
-                <w:szCs w:val="20"/>
-              </w:rPr>
-              <w:t>B.No</w:t>
-            </w:r>
-            <w:proofErr w:type="spellEnd"/>
-            <w:r>
-              <w:rPr>
-                <w:sz w:val="20"/>
-                <w:szCs w:val="20"/>
-              </w:rPr>
-              <w:t>.</w:t>
+            <w:r>
+              <w:rPr>
+                <w:sz w:val="20"/>
+                <w:szCs w:val="20"/>
+              </w:rPr>
+              <w:t>B.No.</w:t>
             </w:r>
           </w:p>
         </w:tc>
@@ -47236,15 +46802,7 @@
               <w:pStyle w:val="Header"/>
             </w:pPr>
             <w:r>
-              <w:t xml:space="preserve">Weight of Packed Mono </w:t>
-            </w:r>
-            <w:proofErr w:type="gramStart"/>
-            <w:r>
-              <w:t>carton :</w:t>
-            </w:r>
-            <w:proofErr w:type="gramEnd"/>
-            <w:r>
-              <w:t xml:space="preserve">                    Kg.</w:t>
+              <w:t>Weight of Packed Mono carton :                    Kg.</w:t>
             </w:r>
           </w:p>
         </w:tc>
@@ -47285,21 +46843,8 @@
             <w:pPr>
               <w:pStyle w:val="Header"/>
             </w:pPr>
-            <w:proofErr w:type="gramStart"/>
-            <w:r>
-              <w:t>( Avg.</w:t>
-            </w:r>
-            <w:proofErr w:type="gramEnd"/>
-            <w:r>
-              <w:t xml:space="preserve"> </w:t>
-            </w:r>
-            <w:proofErr w:type="spellStart"/>
-            <w:r>
-              <w:t>wt</w:t>
-            </w:r>
-            <w:proofErr w:type="spellEnd"/>
-            <w:r>
-              <w:t xml:space="preserve"> ± weight of packed Mono carton ) :                                                                            </w:t>
+            <w:r>
+              <w:t xml:space="preserve">( Avg. wt ± weight of packed Mono carton ) :                                                                            </w:t>
             </w:r>
             <w:r>
               <w:t xml:space="preserve">         </w:t>
@@ -49689,19 +49234,11 @@
                 <w:rFonts w:cstheme="minorHAnsi"/>
               </w:rPr>
             </w:pPr>
-            <w:proofErr w:type="spellStart"/>
-            <w:r>
-              <w:rPr>
-                <w:rFonts w:cstheme="minorHAnsi"/>
-              </w:rPr>
-              <w:t>S.No</w:t>
-            </w:r>
-            <w:proofErr w:type="spellEnd"/>
-            <w:r>
-              <w:rPr>
-                <w:rFonts w:cstheme="minorHAnsi"/>
-              </w:rPr>
-              <w:t>.</w:t>
+            <w:r>
+              <w:rPr>
+                <w:rFonts w:cstheme="minorHAnsi"/>
+              </w:rPr>
+              <w:t>S.No.</w:t>
             </w:r>
           </w:p>
         </w:tc>
@@ -55020,15 +54557,7 @@
               <w:t>Deviation</w:t>
             </w:r>
             <w:r>
-              <w:t xml:space="preserve"> (if </w:t>
-            </w:r>
-            <w:proofErr w:type="gramStart"/>
-            <w:r>
-              <w:t>any)…</w:t>
-            </w:r>
-            <w:proofErr w:type="gramEnd"/>
-            <w:r>
-              <w:t>………………………………………………………………………………………………………..…………………….</w:t>
+              <w:t xml:space="preserve"> (if any)…………………………………………………………………………………………………………..…………………….</w:t>
             </w:r>
           </w:p>
           <w:p>
@@ -56528,7 +56057,7 @@
 </file>
 
 <file path=word/endnotes.xml><?xml version="1.0" encoding="utf-8"?>
-<w:endnotes xmlns:wpc="http://schemas.microsoft.com/office/word/2010/wordprocessingCanvas" xmlns:cx="http://schemas.microsoft.com/office/drawing/2014/chartex" xmlns:cx1="http://schemas.microsoft.com/office/drawing/2015/9/8/chartex" xmlns:cx2="http://schemas.microsoft.com/office/drawing/2015/10/21/chartex" xmlns:cx3="http://schemas.microsoft.com/office/drawing/2016/5/9/chartex" xmlns:cx4="http://schemas.microsoft.com/office/drawing/2016/5/10/chartex" xmlns:cx5="http://schemas.microsoft.com/office/drawing/2016/5/11/chartex" xmlns:cx6="http://schemas.microsoft.com/office/drawing/2016/5/12/chartex" xmlns:cx7="http://schemas.microsoft.com/office/drawing/2016/5/13/chartex" xmlns:cx8="http://schemas.microsoft.com/office/drawing/2016/5/14/chartex" xmlns:mc="http://schemas.openxmlformats.org/markup-compatibility/2006" xmlns:aink="http://schemas.microsoft.com/office/drawing/2016/ink" xmlns:am3d="http://schemas.microsoft.com/office/drawing/2017/model3d" xmlns:o="urn:schemas-microsoft-com:office:office" xmlns:r="http://schemas.openxmlformats.org/officeDocument/2006/relationships" xmlns:m="http://schemas.openxmlformats.org/officeDocument/2006/math" xmlns:v="urn:schemas-microsoft-com:vml" xmlns:wp14="http://schemas.microsoft.com/office/word/2010/wordprocessingDrawing" xmlns:wp="http://schemas.openxmlformats.org/drawingml/2006/wordprocessingDrawing" xmlns:w10="urn:schemas-microsoft-com:office:word" xmlns:w="http://schemas.openxmlformats.org/wordprocessingml/2006/main" xmlns:w14="http://schemas.microsoft.com/office/word/2010/wordml" xmlns:w15="http://schemas.microsoft.com/office/word/2012/wordml" xmlns:w16cex="http://schemas.microsoft.com/office/word/2018/wordml/cex" xmlns:w16cid="http://schemas.microsoft.com/office/word/2016/wordml/cid" xmlns:w16="http://schemas.microsoft.com/office/word/2018/wordml" xmlns:w16sdtdh="http://schemas.microsoft.com/office/word/2020/wordml/sdtdatahash" xmlns:w16se="http://schemas.microsoft.com/office/word/2015/wordml/symex" xmlns:wpg="http://schemas.microsoft.com/office/word/2010/wordprocessingGroup" xmlns:wpi="http://schemas.microsoft.com/office/word/2010/wordprocessingInk" xmlns:wne="http://schemas.microsoft.com/office/word/2006/wordml" xmlns:wps="http://schemas.microsoft.com/office/word/2010/wordprocessingShape" mc:Ignorable="w14 w15 w16se w16cid w16 w16cex w16sdtdh wp14">
+<w:endnotes xmlns:wpc="http://schemas.microsoft.com/office/word/2010/wordprocessingCanvas" xmlns:cx="http://schemas.microsoft.com/office/drawing/2014/chartex" xmlns:cx1="http://schemas.microsoft.com/office/drawing/2015/9/8/chartex" xmlns:cx2="http://schemas.microsoft.com/office/drawing/2015/10/21/chartex" xmlns:cx3="http://schemas.microsoft.com/office/drawing/2016/5/9/chartex" xmlns:cx4="http://schemas.microsoft.com/office/drawing/2016/5/10/chartex" xmlns:cx5="http://schemas.microsoft.com/office/drawing/2016/5/11/chartex" xmlns:cx6="http://schemas.microsoft.com/office/drawing/2016/5/12/chartex" xmlns:cx7="http://schemas.microsoft.com/office/drawing/2016/5/13/chartex" xmlns:cx8="http://schemas.microsoft.com/office/drawing/2016/5/14/chartex" xmlns:mc="http://schemas.openxmlformats.org/markup-compatibility/2006" xmlns:aink="http://schemas.microsoft.com/office/drawing/2016/ink" xmlns:am3d="http://schemas.microsoft.com/office/drawing/2017/model3d" xmlns:o="urn:schemas-microsoft-com:office:office" xmlns:oel="http://schemas.microsoft.com/office/2019/extlst" xmlns:r="http://schemas.openxmlformats.org/officeDocument/2006/relationships" xmlns:m="http://schemas.openxmlformats.org/officeDocument/2006/math" xmlns:v="urn:schemas-microsoft-com:vml" xmlns:wp14="http://schemas.microsoft.com/office/word/2010/wordprocessingDrawing" xmlns:wp="http://schemas.openxmlformats.org/drawingml/2006/wordprocessingDrawing" xmlns:w10="urn:schemas-microsoft-com:office:word" xmlns:w="http://schemas.openxmlformats.org/wordprocessingml/2006/main" xmlns:w14="http://schemas.microsoft.com/office/word/2010/wordml" xmlns:w15="http://schemas.microsoft.com/office/word/2012/wordml" xmlns:w16cex="http://schemas.microsoft.com/office/word/2018/wordml/cex" xmlns:w16cid="http://schemas.microsoft.com/office/word/2016/wordml/cid" xmlns:w16="http://schemas.microsoft.com/office/word/2018/wordml" xmlns:w16sdtdh="http://schemas.microsoft.com/office/word/2020/wordml/sdtdatahash" xmlns:w16se="http://schemas.microsoft.com/office/word/2015/wordml/symex" xmlns:wpg="http://schemas.microsoft.com/office/word/2010/wordprocessingGroup" xmlns:wpi="http://schemas.microsoft.com/office/word/2010/wordprocessingInk" xmlns:wne="http://schemas.microsoft.com/office/word/2006/wordml" xmlns:wps="http://schemas.microsoft.com/office/word/2010/wordprocessingShape" mc:Ignorable="w14 w15 w16se w16cid w16 w16cex w16sdtdh wp14">
   <w:endnote w:type="separator" w:id="-1">
     <w:p>
       <w:pPr>
@@ -56553,7 +56082,7 @@
 </file>
 
 <file path=word/footer1.xml><?xml version="1.0" encoding="utf-8"?>
-<w:ftr xmlns:wpc="http://schemas.microsoft.com/office/word/2010/wordprocessingCanvas" xmlns:cx="http://schemas.microsoft.com/office/drawing/2014/chartex" xmlns:cx1="http://schemas.microsoft.com/office/drawing/2015/9/8/chartex" xmlns:cx2="http://schemas.microsoft.com/office/drawing/2015/10/21/chartex" xmlns:cx3="http://schemas.microsoft.com/office/drawing/2016/5/9/chartex" xmlns:cx4="http://schemas.microsoft.com/office/drawing/2016/5/10/chartex" xmlns:cx5="http://schemas.microsoft.com/office/drawing/2016/5/11/chartex" xmlns:cx6="http://schemas.microsoft.com/office/drawing/2016/5/12/chartex" xmlns:cx7="http://schemas.microsoft.com/office/drawing/2016/5/13/chartex" xmlns:cx8="http://schemas.microsoft.com/office/drawing/2016/5/14/chartex" xmlns:mc="http://schemas.openxmlformats.org/markup-compatibility/2006" xmlns:aink="http://schemas.microsoft.com/office/drawing/2016/ink" xmlns:am3d="http://schemas.microsoft.com/office/drawing/2017/model3d" xmlns:o="urn:schemas-microsoft-com:office:office" xmlns:r="http://schemas.openxmlformats.org/officeDocument/2006/relationships" xmlns:m="http://schemas.openxmlformats.org/officeDocument/2006/math" xmlns:v="urn:schemas-microsoft-com:vml" xmlns:wp14="http://schemas.microsoft.com/office/word/2010/wordprocessingDrawing" xmlns:wp="http://schemas.openxmlformats.org/drawingml/2006/wordprocessingDrawing" xmlns:w10="urn:schemas-microsoft-com:office:word" xmlns:w="http://schemas.openxmlformats.org/wordprocessingml/2006/main" xmlns:w14="http://schemas.microsoft.com/office/word/2010/wordml" xmlns:w15="http://schemas.microsoft.com/office/word/2012/wordml" xmlns:w16cex="http://schemas.microsoft.com/office/word/2018/wordml/cex" xmlns:w16cid="http://schemas.microsoft.com/office/word/2016/wordml/cid" xmlns:w16="http://schemas.microsoft.com/office/word/2018/wordml" xmlns:w16sdtdh="http://schemas.microsoft.com/office/word/2020/wordml/sdtdatahash" xmlns:w16se="http://schemas.microsoft.com/office/word/2015/wordml/symex" xmlns:wpg="http://schemas.microsoft.com/office/word/2010/wordprocessingGroup" xmlns:wpi="http://schemas.microsoft.com/office/word/2010/wordprocessingInk" xmlns:wne="http://schemas.microsoft.com/office/word/2006/wordml" xmlns:wps="http://schemas.microsoft.com/office/word/2010/wordprocessingShape" mc:Ignorable="w14 w15 w16se w16cid w16 w16cex w16sdtdh wp14">
+<w:ftr xmlns:wpc="http://schemas.microsoft.com/office/word/2010/wordprocessingCanvas" xmlns:cx="http://schemas.microsoft.com/office/drawing/2014/chartex" xmlns:cx1="http://schemas.microsoft.com/office/drawing/2015/9/8/chartex" xmlns:cx2="http://schemas.microsoft.com/office/drawing/2015/10/21/chartex" xmlns:cx3="http://schemas.microsoft.com/office/drawing/2016/5/9/chartex" xmlns:cx4="http://schemas.microsoft.com/office/drawing/2016/5/10/chartex" xmlns:cx5="http://schemas.microsoft.com/office/drawing/2016/5/11/chartex" xmlns:cx6="http://schemas.microsoft.com/office/drawing/2016/5/12/chartex" xmlns:cx7="http://schemas.microsoft.com/office/drawing/2016/5/13/chartex" xmlns:cx8="http://schemas.microsoft.com/office/drawing/2016/5/14/chartex" xmlns:mc="http://schemas.openxmlformats.org/markup-compatibility/2006" xmlns:aink="http://schemas.microsoft.com/office/drawing/2016/ink" xmlns:am3d="http://schemas.microsoft.com/office/drawing/2017/model3d" xmlns:o="urn:schemas-microsoft-com:office:office" xmlns:oel="http://schemas.microsoft.com/office/2019/extlst" xmlns:r="http://schemas.openxmlformats.org/officeDocument/2006/relationships" xmlns:m="http://schemas.openxmlformats.org/officeDocument/2006/math" xmlns:v="urn:schemas-microsoft-com:vml" xmlns:wp14="http://schemas.microsoft.com/office/word/2010/wordprocessingDrawing" xmlns:wp="http://schemas.openxmlformats.org/drawingml/2006/wordprocessingDrawing" xmlns:w10="urn:schemas-microsoft-com:office:word" xmlns:w="http://schemas.openxmlformats.org/wordprocessingml/2006/main" xmlns:w14="http://schemas.microsoft.com/office/word/2010/wordml" xmlns:w15="http://schemas.microsoft.com/office/word/2012/wordml" xmlns:w16cex="http://schemas.microsoft.com/office/word/2018/wordml/cex" xmlns:w16cid="http://schemas.microsoft.com/office/word/2016/wordml/cid" xmlns:w16="http://schemas.microsoft.com/office/word/2018/wordml" xmlns:w16sdtdh="http://schemas.microsoft.com/office/word/2020/wordml/sdtdatahash" xmlns:w16se="http://schemas.microsoft.com/office/word/2015/wordml/symex" xmlns:wpg="http://schemas.microsoft.com/office/word/2010/wordprocessingGroup" xmlns:wpi="http://schemas.microsoft.com/office/word/2010/wordprocessingInk" xmlns:wne="http://schemas.microsoft.com/office/word/2006/wordml" xmlns:wps="http://schemas.microsoft.com/office/word/2010/wordprocessingShape" mc:Ignorable="w14 w15 w16se w16cid w16 w16cex w16sdtdh wp14">
   <w:p>
     <w:pPr>
       <w:pStyle w:val="Footer"/>
@@ -56563,7 +56092,7 @@
 </file>
 
 <file path=word/footer2.xml><?xml version="1.0" encoding="utf-8"?>
-<w:ftr xmlns:wpc="http://schemas.microsoft.com/office/word/2010/wordprocessingCanvas" xmlns:cx="http://schemas.microsoft.com/office/drawing/2014/chartex" xmlns:cx1="http://schemas.microsoft.com/office/drawing/2015/9/8/chartex" xmlns:cx2="http://schemas.microsoft.com/office/drawing/2015/10/21/chartex" xmlns:cx3="http://schemas.microsoft.com/office/drawing/2016/5/9/chartex" xmlns:cx4="http://schemas.microsoft.com/office/drawing/2016/5/10/chartex" xmlns:cx5="http://schemas.microsoft.com/office/drawing/2016/5/11/chartex" xmlns:cx6="http://schemas.microsoft.com/office/drawing/2016/5/12/chartex" xmlns:cx7="http://schemas.microsoft.com/office/drawing/2016/5/13/chartex" xmlns:cx8="http://schemas.microsoft.com/office/drawing/2016/5/14/chartex" xmlns:mc="http://schemas.openxmlformats.org/markup-compatibility/2006" xmlns:aink="http://schemas.microsoft.com/office/drawing/2016/ink" xmlns:am3d="http://schemas.microsoft.com/office/drawing/2017/model3d" xmlns:o="urn:schemas-microsoft-com:office:office" xmlns:r="http://schemas.openxmlformats.org/officeDocument/2006/relationships" xmlns:m="http://schemas.openxmlformats.org/officeDocument/2006/math" xmlns:v="urn:schemas-microsoft-com:vml" xmlns:wp14="http://schemas.microsoft.com/office/word/2010/wordprocessingDrawing" xmlns:wp="http://schemas.openxmlformats.org/drawingml/2006/wordprocessingDrawing" xmlns:w10="urn:schemas-microsoft-com:office:word" xmlns:w="http://schemas.openxmlformats.org/wordprocessingml/2006/main" xmlns:w14="http://schemas.microsoft.com/office/word/2010/wordml" xmlns:w15="http://schemas.microsoft.com/office/word/2012/wordml" xmlns:w16cex="http://schemas.microsoft.com/office/word/2018/wordml/cex" xmlns:w16cid="http://schemas.microsoft.com/office/word/2016/wordml/cid" xmlns:w16="http://schemas.microsoft.com/office/word/2018/wordml" xmlns:w16sdtdh="http://schemas.microsoft.com/office/word/2020/wordml/sdtdatahash" xmlns:w16se="http://schemas.microsoft.com/office/word/2015/wordml/symex" xmlns:wpg="http://schemas.microsoft.com/office/word/2010/wordprocessingGroup" xmlns:wpi="http://schemas.microsoft.com/office/word/2010/wordprocessingInk" xmlns:wne="http://schemas.microsoft.com/office/word/2006/wordml" xmlns:wps="http://schemas.microsoft.com/office/word/2010/wordprocessingShape" mc:Ignorable="w14 w15 w16se w16cid w16 w16cex w16sdtdh wp14">
+<w:ftr xmlns:wpc="http://schemas.microsoft.com/office/word/2010/wordprocessingCanvas" xmlns:cx="http://schemas.microsoft.com/office/drawing/2014/chartex" xmlns:cx1="http://schemas.microsoft.com/office/drawing/2015/9/8/chartex" xmlns:cx2="http://schemas.microsoft.com/office/drawing/2015/10/21/chartex" xmlns:cx3="http://schemas.microsoft.com/office/drawing/2016/5/9/chartex" xmlns:cx4="http://schemas.microsoft.com/office/drawing/2016/5/10/chartex" xmlns:cx5="http://schemas.microsoft.com/office/drawing/2016/5/11/chartex" xmlns:cx6="http://schemas.microsoft.com/office/drawing/2016/5/12/chartex" xmlns:cx7="http://schemas.microsoft.com/office/drawing/2016/5/13/chartex" xmlns:cx8="http://schemas.microsoft.com/office/drawing/2016/5/14/chartex" xmlns:mc="http://schemas.openxmlformats.org/markup-compatibility/2006" xmlns:aink="http://schemas.microsoft.com/office/drawing/2016/ink" xmlns:am3d="http://schemas.microsoft.com/office/drawing/2017/model3d" xmlns:o="urn:schemas-microsoft-com:office:office" xmlns:oel="http://schemas.microsoft.com/office/2019/extlst" xmlns:r="http://schemas.openxmlformats.org/officeDocument/2006/relationships" xmlns:m="http://schemas.openxmlformats.org/officeDocument/2006/math" xmlns:v="urn:schemas-microsoft-com:vml" xmlns:wp14="http://schemas.microsoft.com/office/word/2010/wordprocessingDrawing" xmlns:wp="http://schemas.openxmlformats.org/drawingml/2006/wordprocessingDrawing" xmlns:w10="urn:schemas-microsoft-com:office:word" xmlns:w="http://schemas.openxmlformats.org/wordprocessingml/2006/main" xmlns:w14="http://schemas.microsoft.com/office/word/2010/wordml" xmlns:w15="http://schemas.microsoft.com/office/word/2012/wordml" xmlns:w16cex="http://schemas.microsoft.com/office/word/2018/wordml/cex" xmlns:w16cid="http://schemas.microsoft.com/office/word/2016/wordml/cid" xmlns:w16="http://schemas.microsoft.com/office/word/2018/wordml" xmlns:w16sdtdh="http://schemas.microsoft.com/office/word/2020/wordml/sdtdatahash" xmlns:w16se="http://schemas.microsoft.com/office/word/2015/wordml/symex" xmlns:wpg="http://schemas.microsoft.com/office/word/2010/wordprocessingGroup" xmlns:wpi="http://schemas.microsoft.com/office/word/2010/wordprocessingInk" xmlns:wne="http://schemas.microsoft.com/office/word/2006/wordml" xmlns:wps="http://schemas.microsoft.com/office/word/2010/wordprocessingShape" mc:Ignorable="w14 w15 w16se w16cid w16 w16cex w16sdtdh wp14">
   <w:p>
     <w:pPr>
       <w:pStyle w:val="Footer"/>
@@ -56581,7 +56110,7 @@
       <mc:AlternateContent>
         <mc:Choice Requires="wps">
           <w:drawing>
-            <wp:anchor distT="0" distB="0" distL="114300" distR="114300" simplePos="0" relativeHeight="251659264" behindDoc="0" locked="0" layoutInCell="1" allowOverlap="1" wp14:anchorId="3BDD2598" wp14:editId="2DF7FCA1">
+            <wp:anchor distT="0" distB="0" distL="114300" distR="114300" simplePos="0" relativeHeight="251656704" behindDoc="0" locked="0" layoutInCell="1" allowOverlap="1" wp14:anchorId="3BDD2598" wp14:editId="2DF7FCA1">
               <wp:simplePos x="0" y="0"/>
               <wp:positionH relativeFrom="column">
                 <wp:posOffset>-1091768</wp:posOffset>
@@ -56753,7 +56282,7 @@
 </file>
 
 <file path=word/footer3.xml><?xml version="1.0" encoding="utf-8"?>
-<w:ftr xmlns:wpc="http://schemas.microsoft.com/office/word/2010/wordprocessingCanvas" xmlns:cx="http://schemas.microsoft.com/office/drawing/2014/chartex" xmlns:cx1="http://schemas.microsoft.com/office/drawing/2015/9/8/chartex" xmlns:cx2="http://schemas.microsoft.com/office/drawing/2015/10/21/chartex" xmlns:cx3="http://schemas.microsoft.com/office/drawing/2016/5/9/chartex" xmlns:cx4="http://schemas.microsoft.com/office/drawing/2016/5/10/chartex" xmlns:cx5="http://schemas.microsoft.com/office/drawing/2016/5/11/chartex" xmlns:cx6="http://schemas.microsoft.com/office/drawing/2016/5/12/chartex" xmlns:cx7="http://schemas.microsoft.com/office/drawing/2016/5/13/chartex" xmlns:cx8="http://schemas.microsoft.com/office/drawing/2016/5/14/chartex" xmlns:mc="http://schemas.openxmlformats.org/markup-compatibility/2006" xmlns:aink="http://schemas.microsoft.com/office/drawing/2016/ink" xmlns:am3d="http://schemas.microsoft.com/office/drawing/2017/model3d" xmlns:o="urn:schemas-microsoft-com:office:office" xmlns:r="http://schemas.openxmlformats.org/officeDocument/2006/relationships" xmlns:m="http://schemas.openxmlformats.org/officeDocument/2006/math" xmlns:v="urn:schemas-microsoft-com:vml" xmlns:wp14="http://schemas.microsoft.com/office/word/2010/wordprocessingDrawing" xmlns:wp="http://schemas.openxmlformats.org/drawingml/2006/wordprocessingDrawing" xmlns:w10="urn:schemas-microsoft-com:office:word" xmlns:w="http://schemas.openxmlformats.org/wordprocessingml/2006/main" xmlns:w14="http://schemas.microsoft.com/office/word/2010/wordml" xmlns:w15="http://schemas.microsoft.com/office/word/2012/wordml" xmlns:w16cex="http://schemas.microsoft.com/office/word/2018/wordml/cex" xmlns:w16cid="http://schemas.microsoft.com/office/word/2016/wordml/cid" xmlns:w16="http://schemas.microsoft.com/office/word/2018/wordml" xmlns:w16sdtdh="http://schemas.microsoft.com/office/word/2020/wordml/sdtdatahash" xmlns:w16se="http://schemas.microsoft.com/office/word/2015/wordml/symex" xmlns:wpg="http://schemas.microsoft.com/office/word/2010/wordprocessingGroup" xmlns:wpi="http://schemas.microsoft.com/office/word/2010/wordprocessingInk" xmlns:wne="http://schemas.microsoft.com/office/word/2006/wordml" xmlns:wps="http://schemas.microsoft.com/office/word/2010/wordprocessingShape" mc:Ignorable="w14 w15 w16se w16cid w16 w16cex w16sdtdh wp14">
+<w:ftr xmlns:wpc="http://schemas.microsoft.com/office/word/2010/wordprocessingCanvas" xmlns:cx="http://schemas.microsoft.com/office/drawing/2014/chartex" xmlns:cx1="http://schemas.microsoft.com/office/drawing/2015/9/8/chartex" xmlns:cx2="http://schemas.microsoft.com/office/drawing/2015/10/21/chartex" xmlns:cx3="http://schemas.microsoft.com/office/drawing/2016/5/9/chartex" xmlns:cx4="http://schemas.microsoft.com/office/drawing/2016/5/10/chartex" xmlns:cx5="http://schemas.microsoft.com/office/drawing/2016/5/11/chartex" xmlns:cx6="http://schemas.microsoft.com/office/drawing/2016/5/12/chartex" xmlns:cx7="http://schemas.microsoft.com/office/drawing/2016/5/13/chartex" xmlns:cx8="http://schemas.microsoft.com/office/drawing/2016/5/14/chartex" xmlns:mc="http://schemas.openxmlformats.org/markup-compatibility/2006" xmlns:aink="http://schemas.microsoft.com/office/drawing/2016/ink" xmlns:am3d="http://schemas.microsoft.com/office/drawing/2017/model3d" xmlns:o="urn:schemas-microsoft-com:office:office" xmlns:oel="http://schemas.microsoft.com/office/2019/extlst" xmlns:r="http://schemas.openxmlformats.org/officeDocument/2006/relationships" xmlns:m="http://schemas.openxmlformats.org/officeDocument/2006/math" xmlns:v="urn:schemas-microsoft-com:vml" xmlns:wp14="http://schemas.microsoft.com/office/word/2010/wordprocessingDrawing" xmlns:wp="http://schemas.openxmlformats.org/drawingml/2006/wordprocessingDrawing" xmlns:w10="urn:schemas-microsoft-com:office:word" xmlns:w="http://schemas.openxmlformats.org/wordprocessingml/2006/main" xmlns:w14="http://schemas.microsoft.com/office/word/2010/wordml" xmlns:w15="http://schemas.microsoft.com/office/word/2012/wordml" xmlns:w16cex="http://schemas.microsoft.com/office/word/2018/wordml/cex" xmlns:w16cid="http://schemas.microsoft.com/office/word/2016/wordml/cid" xmlns:w16="http://schemas.microsoft.com/office/word/2018/wordml" xmlns:w16sdtdh="http://schemas.microsoft.com/office/word/2020/wordml/sdtdatahash" xmlns:w16se="http://schemas.microsoft.com/office/word/2015/wordml/symex" xmlns:wpg="http://schemas.microsoft.com/office/word/2010/wordprocessingGroup" xmlns:wpi="http://schemas.microsoft.com/office/word/2010/wordprocessingInk" xmlns:wne="http://schemas.microsoft.com/office/word/2006/wordml" xmlns:wps="http://schemas.microsoft.com/office/word/2010/wordprocessingShape" mc:Ignorable="w14 w15 w16se w16cid w16 w16cex w16sdtdh wp14">
   <w:p>
     <w:pPr>
       <w:pStyle w:val="Footer"/>
@@ -56763,7 +56292,7 @@
 </file>
 
 <file path=word/footer4.xml><?xml version="1.0" encoding="utf-8"?>
-<w:ftr xmlns:wpc="http://schemas.microsoft.com/office/word/2010/wordprocessingCanvas" xmlns:cx="http://schemas.microsoft.com/office/drawing/2014/chartex" xmlns:cx1="http://schemas.microsoft.com/office/drawing/2015/9/8/chartex" xmlns:cx2="http://schemas.microsoft.com/office/drawing/2015/10/21/chartex" xmlns:cx3="http://schemas.microsoft.com/office/drawing/2016/5/9/chartex" xmlns:cx4="http://schemas.microsoft.com/office/drawing/2016/5/10/chartex" xmlns:cx5="http://schemas.microsoft.com/office/drawing/2016/5/11/chartex" xmlns:cx6="http://schemas.microsoft.com/office/drawing/2016/5/12/chartex" xmlns:cx7="http://schemas.microsoft.com/office/drawing/2016/5/13/chartex" xmlns:cx8="http://schemas.microsoft.com/office/drawing/2016/5/14/chartex" xmlns:mc="http://schemas.openxmlformats.org/markup-compatibility/2006" xmlns:aink="http://schemas.microsoft.com/office/drawing/2016/ink" xmlns:am3d="http://schemas.microsoft.com/office/drawing/2017/model3d" xmlns:o="urn:schemas-microsoft-com:office:office" xmlns:r="http://schemas.openxmlformats.org/officeDocument/2006/relationships" xmlns:m="http://schemas.openxmlformats.org/officeDocument/2006/math" xmlns:v="urn:schemas-microsoft-com:vml" xmlns:wp14="http://schemas.microsoft.com/office/word/2010/wordprocessingDrawing" xmlns:wp="http://schemas.openxmlformats.org/drawingml/2006/wordprocessingDrawing" xmlns:w10="urn:schemas-microsoft-com:office:word" xmlns:w="http://schemas.openxmlformats.org/wordprocessingml/2006/main" xmlns:w14="http://schemas.microsoft.com/office/word/2010/wordml" xmlns:w15="http://schemas.microsoft.com/office/word/2012/wordml" xmlns:w16cex="http://schemas.microsoft.com/office/word/2018/wordml/cex" xmlns:w16cid="http://schemas.microsoft.com/office/word/2016/wordml/cid" xmlns:w16="http://schemas.microsoft.com/office/word/2018/wordml" xmlns:w16sdtdh="http://schemas.microsoft.com/office/word/2020/wordml/sdtdatahash" xmlns:w16se="http://schemas.microsoft.com/office/word/2015/wordml/symex" xmlns:wpg="http://schemas.microsoft.com/office/word/2010/wordprocessingGroup" xmlns:wpi="http://schemas.microsoft.com/office/word/2010/wordprocessingInk" xmlns:wne="http://schemas.microsoft.com/office/word/2006/wordml" xmlns:wps="http://schemas.microsoft.com/office/word/2010/wordprocessingShape" mc:Ignorable="w14 w15 w16se w16cid w16 w16cex w16sdtdh wp14">
+<w:ftr xmlns:wpc="http://schemas.microsoft.com/office/word/2010/wordprocessingCanvas" xmlns:cx="http://schemas.microsoft.com/office/drawing/2014/chartex" xmlns:cx1="http://schemas.microsoft.com/office/drawing/2015/9/8/chartex" xmlns:cx2="http://schemas.microsoft.com/office/drawing/2015/10/21/chartex" xmlns:cx3="http://schemas.microsoft.com/office/drawing/2016/5/9/chartex" xmlns:cx4="http://schemas.microsoft.com/office/drawing/2016/5/10/chartex" xmlns:cx5="http://schemas.microsoft.com/office/drawing/2016/5/11/chartex" xmlns:cx6="http://schemas.microsoft.com/office/drawing/2016/5/12/chartex" xmlns:cx7="http://schemas.microsoft.com/office/drawing/2016/5/13/chartex" xmlns:cx8="http://schemas.microsoft.com/office/drawing/2016/5/14/chartex" xmlns:mc="http://schemas.openxmlformats.org/markup-compatibility/2006" xmlns:aink="http://schemas.microsoft.com/office/drawing/2016/ink" xmlns:am3d="http://schemas.microsoft.com/office/drawing/2017/model3d" xmlns:o="urn:schemas-microsoft-com:office:office" xmlns:oel="http://schemas.microsoft.com/office/2019/extlst" xmlns:r="http://schemas.openxmlformats.org/officeDocument/2006/relationships" xmlns:m="http://schemas.openxmlformats.org/officeDocument/2006/math" xmlns:v="urn:schemas-microsoft-com:vml" xmlns:wp14="http://schemas.microsoft.com/office/word/2010/wordprocessingDrawing" xmlns:wp="http://schemas.openxmlformats.org/drawingml/2006/wordprocessingDrawing" xmlns:w10="urn:schemas-microsoft-com:office:word" xmlns:w="http://schemas.openxmlformats.org/wordprocessingml/2006/main" xmlns:w14="http://schemas.microsoft.com/office/word/2010/wordml" xmlns:w15="http://schemas.microsoft.com/office/word/2012/wordml" xmlns:w16cex="http://schemas.microsoft.com/office/word/2018/wordml/cex" xmlns:w16cid="http://schemas.microsoft.com/office/word/2016/wordml/cid" xmlns:w16="http://schemas.microsoft.com/office/word/2018/wordml" xmlns:w16sdtdh="http://schemas.microsoft.com/office/word/2020/wordml/sdtdatahash" xmlns:w16se="http://schemas.microsoft.com/office/word/2015/wordml/symex" xmlns:wpg="http://schemas.microsoft.com/office/word/2010/wordprocessingGroup" xmlns:wpi="http://schemas.microsoft.com/office/word/2010/wordprocessingInk" xmlns:wne="http://schemas.microsoft.com/office/word/2006/wordml" xmlns:wps="http://schemas.microsoft.com/office/word/2010/wordprocessingShape" mc:Ignorable="w14 w15 w16se w16cid w16 w16cex w16sdtdh wp14">
   <w:p>
     <w:pPr>
       <w:pStyle w:val="Footer"/>
@@ -56781,7 +56310,7 @@
       <mc:AlternateContent>
         <mc:Choice Requires="wps">
           <w:drawing>
-            <wp:anchor distT="0" distB="0" distL="114300" distR="114300" simplePos="0" relativeHeight="251659264" behindDoc="0" locked="0" layoutInCell="1" allowOverlap="1" wp14:anchorId="2E1F8385" wp14:editId="0A055DE3">
+            <wp:anchor distT="0" distB="0" distL="114300" distR="114300" simplePos="0" relativeHeight="251657728" behindDoc="0" locked="0" layoutInCell="1" allowOverlap="1" wp14:anchorId="2E1F8385" wp14:editId="0A055DE3">
               <wp:simplePos x="0" y="0"/>
               <wp:positionH relativeFrom="column">
                 <wp:posOffset>-894303</wp:posOffset>
@@ -56953,7 +56482,7 @@
 </file>
 
 <file path=word/footnotes.xml><?xml version="1.0" encoding="utf-8"?>
-<w:footnotes xmlns:wpc="http://schemas.microsoft.com/office/word/2010/wordprocessingCanvas" xmlns:cx="http://schemas.microsoft.com/office/drawing/2014/chartex" xmlns:cx1="http://schemas.microsoft.com/office/drawing/2015/9/8/chartex" xmlns:cx2="http://schemas.microsoft.com/office/drawing/2015/10/21/chartex" xmlns:cx3="http://schemas.microsoft.com/office/drawing/2016/5/9/chartex" xmlns:cx4="http://schemas.microsoft.com/office/drawing/2016/5/10/chartex" xmlns:cx5="http://schemas.microsoft.com/office/drawing/2016/5/11/chartex" xmlns:cx6="http://schemas.microsoft.com/office/drawing/2016/5/12/chartex" xmlns:cx7="http://schemas.microsoft.com/office/drawing/2016/5/13/chartex" xmlns:cx8="http://schemas.microsoft.com/office/drawing/2016/5/14/chartex" xmlns:mc="http://schemas.openxmlformats.org/markup-compatibility/2006" xmlns:aink="http://schemas.microsoft.com/office/drawing/2016/ink" xmlns:am3d="http://schemas.microsoft.com/office/drawing/2017/model3d" xmlns:o="urn:schemas-microsoft-com:office:office" xmlns:r="http://schemas.openxmlformats.org/officeDocument/2006/relationships" xmlns:m="http://schemas.openxmlformats.org/officeDocument/2006/math" xmlns:v="urn:schemas-microsoft-com:vml" xmlns:wp14="http://schemas.microsoft.com/office/word/2010/wordprocessingDrawing" xmlns:wp="http://schemas.openxmlformats.org/drawingml/2006/wordprocessingDrawing" xmlns:w10="urn:schemas-microsoft-com:office:word" xmlns:w="http://schemas.openxmlformats.org/wordprocessingml/2006/main" xmlns:w14="http://schemas.microsoft.com/office/word/2010/wordml" xmlns:w15="http://schemas.microsoft.com/office/word/2012/wordml" xmlns:w16cex="http://schemas.microsoft.com/office/word/2018/wordml/cex" xmlns:w16cid="http://schemas.microsoft.com/office/word/2016/wordml/cid" xmlns:w16="http://schemas.microsoft.com/office/word/2018/wordml" xmlns:w16sdtdh="http://schemas.microsoft.com/office/word/2020/wordml/sdtdatahash" xmlns:w16se="http://schemas.microsoft.com/office/word/2015/wordml/symex" xmlns:wpg="http://schemas.microsoft.com/office/word/2010/wordprocessingGroup" xmlns:wpi="http://schemas.microsoft.com/office/word/2010/wordprocessingInk" xmlns:wne="http://schemas.microsoft.com/office/word/2006/wordml" xmlns:wps="http://schemas.microsoft.com/office/word/2010/wordprocessingShape" mc:Ignorable="w14 w15 w16se w16cid w16 w16cex w16sdtdh wp14">
+<w:footnotes xmlns:wpc="http://schemas.microsoft.com/office/word/2010/wordprocessingCanvas" xmlns:cx="http://schemas.microsoft.com/office/drawing/2014/chartex" xmlns:cx1="http://schemas.microsoft.com/office/drawing/2015/9/8/chartex" xmlns:cx2="http://schemas.microsoft.com/office/drawing/2015/10/21/chartex" xmlns:cx3="http://schemas.microsoft.com/office/drawing/2016/5/9/chartex" xmlns:cx4="http://schemas.microsoft.com/office/drawing/2016/5/10/chartex" xmlns:cx5="http://schemas.microsoft.com/office/drawing/2016/5/11/chartex" xmlns:cx6="http://schemas.microsoft.com/office/drawing/2016/5/12/chartex" xmlns:cx7="http://schemas.microsoft.com/office/drawing/2016/5/13/chartex" xmlns:cx8="http://schemas.microsoft.com/office/drawing/2016/5/14/chartex" xmlns:mc="http://schemas.openxmlformats.org/markup-compatibility/2006" xmlns:aink="http://schemas.microsoft.com/office/drawing/2016/ink" xmlns:am3d="http://schemas.microsoft.com/office/drawing/2017/model3d" xmlns:o="urn:schemas-microsoft-com:office:office" xmlns:oel="http://schemas.microsoft.com/office/2019/extlst" xmlns:r="http://schemas.openxmlformats.org/officeDocument/2006/relationships" xmlns:m="http://schemas.openxmlformats.org/officeDocument/2006/math" xmlns:v="urn:schemas-microsoft-com:vml" xmlns:wp14="http://schemas.microsoft.com/office/word/2010/wordprocessingDrawing" xmlns:wp="http://schemas.openxmlformats.org/drawingml/2006/wordprocessingDrawing" xmlns:w10="urn:schemas-microsoft-com:office:word" xmlns:w="http://schemas.openxmlformats.org/wordprocessingml/2006/main" xmlns:w14="http://schemas.microsoft.com/office/word/2010/wordml" xmlns:w15="http://schemas.microsoft.com/office/word/2012/wordml" xmlns:w16cex="http://schemas.microsoft.com/office/word/2018/wordml/cex" xmlns:w16cid="http://schemas.microsoft.com/office/word/2016/wordml/cid" xmlns:w16="http://schemas.microsoft.com/office/word/2018/wordml" xmlns:w16sdtdh="http://schemas.microsoft.com/office/word/2020/wordml/sdtdatahash" xmlns:w16se="http://schemas.microsoft.com/office/word/2015/wordml/symex" xmlns:wpg="http://schemas.microsoft.com/office/word/2010/wordprocessingGroup" xmlns:wpi="http://schemas.microsoft.com/office/word/2010/wordprocessingInk" xmlns:wne="http://schemas.microsoft.com/office/word/2006/wordml" xmlns:wps="http://schemas.microsoft.com/office/word/2010/wordprocessingShape" mc:Ignorable="w14 w15 w16se w16cid w16 w16cex w16sdtdh wp14">
   <w:footnote w:type="separator" w:id="-1">
     <w:p>
       <w:pPr>
@@ -56978,7 +56507,7 @@
 </file>
 
 <file path=word/header1.xml><?xml version="1.0" encoding="utf-8"?>
-<w:hdr xmlns:wpc="http://schemas.microsoft.com/office/word/2010/wordprocessingCanvas" xmlns:cx="http://schemas.microsoft.com/office/drawing/2014/chartex" xmlns:cx1="http://schemas.microsoft.com/office/drawing/2015/9/8/chartex" xmlns:cx2="http://schemas.microsoft.com/office/drawing/2015/10/21/chartex" xmlns:cx3="http://schemas.microsoft.com/office/drawing/2016/5/9/chartex" xmlns:cx4="http://schemas.microsoft.com/office/drawing/2016/5/10/chartex" xmlns:cx5="http://schemas.microsoft.com/office/drawing/2016/5/11/chartex" xmlns:cx6="http://schemas.microsoft.com/office/drawing/2016/5/12/chartex" xmlns:cx7="http://schemas.microsoft.com/office/drawing/2016/5/13/chartex" xmlns:cx8="http://schemas.microsoft.com/office/drawing/2016/5/14/chartex" xmlns:mc="http://schemas.openxmlformats.org/markup-compatibility/2006" xmlns:aink="http://schemas.microsoft.com/office/drawing/2016/ink" xmlns:am3d="http://schemas.microsoft.com/office/drawing/2017/model3d" xmlns:o="urn:schemas-microsoft-com:office:office" xmlns:r="http://schemas.openxmlformats.org/officeDocument/2006/relationships" xmlns:m="http://schemas.openxmlformats.org/officeDocument/2006/math" xmlns:v="urn:schemas-microsoft-com:vml" xmlns:wp14="http://schemas.microsoft.com/office/word/2010/wordprocessingDrawing" xmlns:wp="http://schemas.openxmlformats.org/drawingml/2006/wordprocessingDrawing" xmlns:w10="urn:schemas-microsoft-com:office:word" xmlns:w="http://schemas.openxmlformats.org/wordprocessingml/2006/main" xmlns:w14="http://schemas.microsoft.com/office/word/2010/wordml" xmlns:w15="http://schemas.microsoft.com/office/word/2012/wordml" xmlns:w16cex="http://schemas.microsoft.com/office/word/2018/wordml/cex" xmlns:w16cid="http://schemas.microsoft.com/office/word/2016/wordml/cid" xmlns:w16="http://schemas.microsoft.com/office/word/2018/wordml" xmlns:w16sdtdh="http://schemas.microsoft.com/office/word/2020/wordml/sdtdatahash" xmlns:w16se="http://schemas.microsoft.com/office/word/2015/wordml/symex" xmlns:wpg="http://schemas.microsoft.com/office/word/2010/wordprocessingGroup" xmlns:wpi="http://schemas.microsoft.com/office/word/2010/wordprocessingInk" xmlns:wne="http://schemas.microsoft.com/office/word/2006/wordml" xmlns:wps="http://schemas.microsoft.com/office/word/2010/wordprocessingShape" mc:Ignorable="w14 w15 w16se w16cid w16 w16cex w16sdtdh wp14">
+<w:hdr xmlns:wpc="http://schemas.microsoft.com/office/word/2010/wordprocessingCanvas" xmlns:cx="http://schemas.microsoft.com/office/drawing/2014/chartex" xmlns:cx1="http://schemas.microsoft.com/office/drawing/2015/9/8/chartex" xmlns:cx2="http://schemas.microsoft.com/office/drawing/2015/10/21/chartex" xmlns:cx3="http://schemas.microsoft.com/office/drawing/2016/5/9/chartex" xmlns:cx4="http://schemas.microsoft.com/office/drawing/2016/5/10/chartex" xmlns:cx5="http://schemas.microsoft.com/office/drawing/2016/5/11/chartex" xmlns:cx6="http://schemas.microsoft.com/office/drawing/2016/5/12/chartex" xmlns:cx7="http://schemas.microsoft.com/office/drawing/2016/5/13/chartex" xmlns:cx8="http://schemas.microsoft.com/office/drawing/2016/5/14/chartex" xmlns:mc="http://schemas.openxmlformats.org/markup-compatibility/2006" xmlns:aink="http://schemas.microsoft.com/office/drawing/2016/ink" xmlns:am3d="http://schemas.microsoft.com/office/drawing/2017/model3d" xmlns:o="urn:schemas-microsoft-com:office:office" xmlns:oel="http://schemas.microsoft.com/office/2019/extlst" xmlns:r="http://schemas.openxmlformats.org/officeDocument/2006/relationships" xmlns:m="http://schemas.openxmlformats.org/officeDocument/2006/math" xmlns:v="urn:schemas-microsoft-com:vml" xmlns:wp14="http://schemas.microsoft.com/office/word/2010/wordprocessingDrawing" xmlns:wp="http://schemas.openxmlformats.org/drawingml/2006/wordprocessingDrawing" xmlns:w10="urn:schemas-microsoft-com:office:word" xmlns:w="http://schemas.openxmlformats.org/wordprocessingml/2006/main" xmlns:w14="http://schemas.microsoft.com/office/word/2010/wordml" xmlns:w15="http://schemas.microsoft.com/office/word/2012/wordml" xmlns:w16cex="http://schemas.microsoft.com/office/word/2018/wordml/cex" xmlns:w16cid="http://schemas.microsoft.com/office/word/2016/wordml/cid" xmlns:w16="http://schemas.microsoft.com/office/word/2018/wordml" xmlns:w16sdtdh="http://schemas.microsoft.com/office/word/2020/wordml/sdtdatahash" xmlns:w16se="http://schemas.microsoft.com/office/word/2015/wordml/symex" xmlns:wpg="http://schemas.microsoft.com/office/word/2010/wordprocessingGroup" xmlns:wpi="http://schemas.microsoft.com/office/word/2010/wordprocessingInk" xmlns:wne="http://schemas.microsoft.com/office/word/2006/wordml" xmlns:wps="http://schemas.microsoft.com/office/word/2010/wordprocessingShape" mc:Ignorable="w14 w15 w16se w16cid w16 w16cex w16sdtdh wp14">
   <w:p>
     <w:pPr>
       <w:pStyle w:val="Header"/>
@@ -56988,7 +56517,7 @@
 </file>
 
 <file path=word/header2.xml><?xml version="1.0" encoding="utf-8"?>
-<w:hdr xmlns:wpc="http://schemas.microsoft.com/office/word/2010/wordprocessingCanvas" xmlns:cx="http://schemas.microsoft.com/office/drawing/2014/chartex" xmlns:cx1="http://schemas.microsoft.com/office/drawing/2015/9/8/chartex" xmlns:cx2="http://schemas.microsoft.com/office/drawing/2015/10/21/chartex" xmlns:cx3="http://schemas.microsoft.com/office/drawing/2016/5/9/chartex" xmlns:cx4="http://schemas.microsoft.com/office/drawing/2016/5/10/chartex" xmlns:cx5="http://schemas.microsoft.com/office/drawing/2016/5/11/chartex" xmlns:cx6="http://schemas.microsoft.com/office/drawing/2016/5/12/chartex" xmlns:cx7="http://schemas.microsoft.com/office/drawing/2016/5/13/chartex" xmlns:cx8="http://schemas.microsoft.com/office/drawing/2016/5/14/chartex" xmlns:mc="http://schemas.openxmlformats.org/markup-compatibility/2006" xmlns:aink="http://schemas.microsoft.com/office/drawing/2016/ink" xmlns:am3d="http://schemas.microsoft.com/office/drawing/2017/model3d" xmlns:o="urn:schemas-microsoft-com:office:office" xmlns:r="http://schemas.openxmlformats.org/officeDocument/2006/relationships" xmlns:m="http://schemas.openxmlformats.org/officeDocument/2006/math" xmlns:v="urn:schemas-microsoft-com:vml" xmlns:wp14="http://schemas.microsoft.com/office/word/2010/wordprocessingDrawing" xmlns:wp="http://schemas.openxmlformats.org/drawingml/2006/wordprocessingDrawing" xmlns:w10="urn:schemas-microsoft-com:office:word" xmlns:w="http://schemas.openxmlformats.org/wordprocessingml/2006/main" xmlns:w14="http://schemas.microsoft.com/office/word/2010/wordml" xmlns:w15="http://schemas.microsoft.com/office/word/2012/wordml" xmlns:w16cex="http://schemas.microsoft.com/office/word/2018/wordml/cex" xmlns:w16cid="http://schemas.microsoft.com/office/word/2016/wordml/cid" xmlns:w16="http://schemas.microsoft.com/office/word/2018/wordml" xmlns:w16sdtdh="http://schemas.microsoft.com/office/word/2020/wordml/sdtdatahash" xmlns:w16se="http://schemas.microsoft.com/office/word/2015/wordml/symex" xmlns:wpg="http://schemas.microsoft.com/office/word/2010/wordprocessingGroup" xmlns:wpi="http://schemas.microsoft.com/office/word/2010/wordprocessingInk" xmlns:wne="http://schemas.microsoft.com/office/word/2006/wordml" xmlns:wps="http://schemas.microsoft.com/office/word/2010/wordprocessingShape" mc:Ignorable="w14 w15 w16se w16cid w16 w16cex w16sdtdh wp14">
+<w:hdr xmlns:wpc="http://schemas.microsoft.com/office/word/2010/wordprocessingCanvas" xmlns:cx="http://schemas.microsoft.com/office/drawing/2014/chartex" xmlns:cx1="http://schemas.microsoft.com/office/drawing/2015/9/8/chartex" xmlns:cx2="http://schemas.microsoft.com/office/drawing/2015/10/21/chartex" xmlns:cx3="http://schemas.microsoft.com/office/drawing/2016/5/9/chartex" xmlns:cx4="http://schemas.microsoft.com/office/drawing/2016/5/10/chartex" xmlns:cx5="http://schemas.microsoft.com/office/drawing/2016/5/11/chartex" xmlns:cx6="http://schemas.microsoft.com/office/drawing/2016/5/12/chartex" xmlns:cx7="http://schemas.microsoft.com/office/drawing/2016/5/13/chartex" xmlns:cx8="http://schemas.microsoft.com/office/drawing/2016/5/14/chartex" xmlns:mc="http://schemas.openxmlformats.org/markup-compatibility/2006" xmlns:aink="http://schemas.microsoft.com/office/drawing/2016/ink" xmlns:am3d="http://schemas.microsoft.com/office/drawing/2017/model3d" xmlns:o="urn:schemas-microsoft-com:office:office" xmlns:oel="http://schemas.microsoft.com/office/2019/extlst" xmlns:r="http://schemas.openxmlformats.org/officeDocument/2006/relationships" xmlns:m="http://schemas.openxmlformats.org/officeDocument/2006/math" xmlns:v="urn:schemas-microsoft-com:vml" xmlns:wp14="http://schemas.microsoft.com/office/word/2010/wordprocessingDrawing" xmlns:wp="http://schemas.openxmlformats.org/drawingml/2006/wordprocessingDrawing" xmlns:w10="urn:schemas-microsoft-com:office:word" xmlns:w="http://schemas.openxmlformats.org/wordprocessingml/2006/main" xmlns:w14="http://schemas.microsoft.com/office/word/2010/wordml" xmlns:w15="http://schemas.microsoft.com/office/word/2012/wordml" xmlns:w16cex="http://schemas.microsoft.com/office/word/2018/wordml/cex" xmlns:w16cid="http://schemas.microsoft.com/office/word/2016/wordml/cid" xmlns:w16="http://schemas.microsoft.com/office/word/2018/wordml" xmlns:w16sdtdh="http://schemas.microsoft.com/office/word/2020/wordml/sdtdatahash" xmlns:w16se="http://schemas.microsoft.com/office/word/2015/wordml/symex" xmlns:wpg="http://schemas.microsoft.com/office/word/2010/wordprocessingGroup" xmlns:wpi="http://schemas.microsoft.com/office/word/2010/wordprocessingInk" xmlns:wne="http://schemas.microsoft.com/office/word/2006/wordml" xmlns:wps="http://schemas.microsoft.com/office/word/2010/wordprocessingShape" mc:Ignorable="w14 w15 w16se w16cid w16 w16cex w16sdtdh wp14">
   <w:tbl>
     <w:tblPr>
       <w:tblW w:w="9858" w:type="dxa"/>
@@ -57110,7 +56639,7 @@
             <mc:AlternateContent>
               <mc:Choice Requires="wps">
                 <w:drawing>
-                  <wp:anchor distT="0" distB="0" distL="114300" distR="114300" simplePos="0" relativeHeight="251660288" behindDoc="0" locked="0" layoutInCell="1" allowOverlap="1" wp14:anchorId="36986B77" wp14:editId="105F877B">
+                  <wp:anchor distT="0" distB="0" distL="114300" distR="114300" simplePos="0" relativeHeight="251658752" behindDoc="0" locked="0" layoutInCell="1" allowOverlap="1" wp14:anchorId="36986B77" wp14:editId="105F877B">
                     <wp:simplePos x="0" y="0"/>
                     <wp:positionH relativeFrom="column">
                       <wp:posOffset>3531005</wp:posOffset>
@@ -57282,22 +56811,7 @@
               <w:sz w:val="28"/>
             </w:rPr>
             <w:tab/>
-          </w:r>
-          <w:proofErr w:type="gramStart"/>
-          <w:r>
-            <w:rPr>
-              <w:b/>
-              <w:sz w:val="28"/>
-            </w:rPr>
-            <w:t>Biomedical  Limited</w:t>
-          </w:r>
-          <w:proofErr w:type="gramEnd"/>
-          <w:r>
-            <w:rPr>
-              <w:b/>
-              <w:sz w:val="28"/>
-            </w:rPr>
-            <w:t xml:space="preserve">, </w:t>
+            <w:t xml:space="preserve">Biomedical  Limited, </w:t>
           </w:r>
         </w:p>
         <w:p>
@@ -57314,39 +56828,7 @@
               <w:rFonts w:ascii="Times New Roman" w:hAnsi="Times New Roman" w:cs="Times New Roman"/>
               <w:i/>
             </w:rPr>
-            <w:t xml:space="preserve">1, </w:t>
-          </w:r>
-          <w:proofErr w:type="spellStart"/>
-          <w:r>
-            <w:rPr>
-              <w:rFonts w:ascii="Times New Roman" w:hAnsi="Times New Roman" w:cs="Times New Roman"/>
-              <w:i/>
-            </w:rPr>
-            <w:t>Ohimege</w:t>
-          </w:r>
-          <w:proofErr w:type="spellEnd"/>
-          <w:r>
-            <w:rPr>
-              <w:rFonts w:ascii="Times New Roman" w:hAnsi="Times New Roman" w:cs="Times New Roman"/>
-              <w:i/>
-            </w:rPr>
-            <w:t xml:space="preserve"> Road, Ind. Estate, Ilorin, </w:t>
-          </w:r>
-          <w:proofErr w:type="spellStart"/>
-          <w:r>
-            <w:rPr>
-              <w:rFonts w:ascii="Times New Roman" w:hAnsi="Times New Roman" w:cs="Times New Roman"/>
-              <w:i/>
-            </w:rPr>
-            <w:t>Kwara</w:t>
-          </w:r>
-          <w:proofErr w:type="spellEnd"/>
-          <w:r>
-            <w:rPr>
-              <w:rFonts w:ascii="Times New Roman" w:hAnsi="Times New Roman" w:cs="Times New Roman"/>
-              <w:i/>
-            </w:rPr>
-            <w:t xml:space="preserve"> State</w:t>
+            <w:t>1, Ohimege Road, Ind. Estate, Ilorin, Kwara State</w:t>
           </w:r>
         </w:p>
         <w:p>
@@ -57394,13 +56876,7 @@
             <w:rPr>
               <w:b/>
             </w:rPr>
-            <w:t xml:space="preserve">BATCH </w:t>
-          </w:r>
-          <w:r>
-            <w:rPr>
-              <w:b/>
-            </w:rPr>
-            <w:t>MANUFACTURING RECORD</w:t>
+            <w:t>BATCH MANUFACTURING RECORD</w:t>
           </w:r>
         </w:p>
       </w:tc>
@@ -57464,31 +56940,16 @@
             </w:rPr>
             <w:t xml:space="preserve"> of </w:t>
           </w:r>
-          <w:r>
-            <w:fldChar w:fldCharType="begin"/>
-          </w:r>
-          <w:r>
-            <w:instrText xml:space="preserve"> NUMPAGES  \* Arabic  \* MERGEFORMAT </w:instrText>
-          </w:r>
-          <w:r>
-            <w:fldChar w:fldCharType="separate"/>
-          </w:r>
-          <w:r>
-            <w:rPr>
-              <w:b/>
-              <w:bCs/>
-              <w:noProof/>
-            </w:rPr>
-            <w:t>25</w:t>
-          </w:r>
-          <w:r>
-            <w:rPr>
-              <w:b/>
-              <w:bCs/>
-              <w:noProof/>
-            </w:rPr>
-            <w:fldChar w:fldCharType="end"/>
-          </w:r>
+          <w:fldSimple w:instr=" NUMPAGES  \* Arabic  \* MERGEFORMAT ">
+            <w:r>
+              <w:rPr>
+                <w:b/>
+                <w:bCs/>
+                <w:noProof/>
+              </w:rPr>
+              <w:t>25</w:t>
+            </w:r>
+          </w:fldSimple>
         </w:p>
       </w:tc>
     </w:tr>
@@ -57835,7 +57296,7 @@
 </file>
 
 <file path=word/header3.xml><?xml version="1.0" encoding="utf-8"?>
-<w:hdr xmlns:wpc="http://schemas.microsoft.com/office/word/2010/wordprocessingCanvas" xmlns:cx="http://schemas.microsoft.com/office/drawing/2014/chartex" xmlns:cx1="http://schemas.microsoft.com/office/drawing/2015/9/8/chartex" xmlns:cx2="http://schemas.microsoft.com/office/drawing/2015/10/21/chartex" xmlns:cx3="http://schemas.microsoft.com/office/drawing/2016/5/9/chartex" xmlns:cx4="http://schemas.microsoft.com/office/drawing/2016/5/10/chartex" xmlns:cx5="http://schemas.microsoft.com/office/drawing/2016/5/11/chartex" xmlns:cx6="http://schemas.microsoft.com/office/drawing/2016/5/12/chartex" xmlns:cx7="http://schemas.microsoft.com/office/drawing/2016/5/13/chartex" xmlns:cx8="http://schemas.microsoft.com/office/drawing/2016/5/14/chartex" xmlns:mc="http://schemas.openxmlformats.org/markup-compatibility/2006" xmlns:aink="http://schemas.microsoft.com/office/drawing/2016/ink" xmlns:am3d="http://schemas.microsoft.com/office/drawing/2017/model3d" xmlns:o="urn:schemas-microsoft-com:office:office" xmlns:r="http://schemas.openxmlformats.org/officeDocument/2006/relationships" xmlns:m="http://schemas.openxmlformats.org/officeDocument/2006/math" xmlns:v="urn:schemas-microsoft-com:vml" xmlns:wp14="http://schemas.microsoft.com/office/word/2010/wordprocessingDrawing" xmlns:wp="http://schemas.openxmlformats.org/drawingml/2006/wordprocessingDrawing" xmlns:w10="urn:schemas-microsoft-com:office:word" xmlns:w="http://schemas.openxmlformats.org/wordprocessingml/2006/main" xmlns:w14="http://schemas.microsoft.com/office/word/2010/wordml" xmlns:w15="http://schemas.microsoft.com/office/word/2012/wordml" xmlns:w16cex="http://schemas.microsoft.com/office/word/2018/wordml/cex" xmlns:w16cid="http://schemas.microsoft.com/office/word/2016/wordml/cid" xmlns:w16="http://schemas.microsoft.com/office/word/2018/wordml" xmlns:w16sdtdh="http://schemas.microsoft.com/office/word/2020/wordml/sdtdatahash" xmlns:w16se="http://schemas.microsoft.com/office/word/2015/wordml/symex" xmlns:wpg="http://schemas.microsoft.com/office/word/2010/wordprocessingGroup" xmlns:wpi="http://schemas.microsoft.com/office/word/2010/wordprocessingInk" xmlns:wne="http://schemas.microsoft.com/office/word/2006/wordml" xmlns:wps="http://schemas.microsoft.com/office/word/2010/wordprocessingShape" mc:Ignorable="w14 w15 w16se w16cid w16 w16cex w16sdtdh wp14">
+<w:hdr xmlns:wpc="http://schemas.microsoft.com/office/word/2010/wordprocessingCanvas" xmlns:cx="http://schemas.microsoft.com/office/drawing/2014/chartex" xmlns:cx1="http://schemas.microsoft.com/office/drawing/2015/9/8/chartex" xmlns:cx2="http://schemas.microsoft.com/office/drawing/2015/10/21/chartex" xmlns:cx3="http://schemas.microsoft.com/office/drawing/2016/5/9/chartex" xmlns:cx4="http://schemas.microsoft.com/office/drawing/2016/5/10/chartex" xmlns:cx5="http://schemas.microsoft.com/office/drawing/2016/5/11/chartex" xmlns:cx6="http://schemas.microsoft.com/office/drawing/2016/5/12/chartex" xmlns:cx7="http://schemas.microsoft.com/office/drawing/2016/5/13/chartex" xmlns:cx8="http://schemas.microsoft.com/office/drawing/2016/5/14/chartex" xmlns:mc="http://schemas.openxmlformats.org/markup-compatibility/2006" xmlns:aink="http://schemas.microsoft.com/office/drawing/2016/ink" xmlns:am3d="http://schemas.microsoft.com/office/drawing/2017/model3d" xmlns:o="urn:schemas-microsoft-com:office:office" xmlns:oel="http://schemas.microsoft.com/office/2019/extlst" xmlns:r="http://schemas.openxmlformats.org/officeDocument/2006/relationships" xmlns:m="http://schemas.openxmlformats.org/officeDocument/2006/math" xmlns:v="urn:schemas-microsoft-com:vml" xmlns:wp14="http://schemas.microsoft.com/office/word/2010/wordprocessingDrawing" xmlns:wp="http://schemas.openxmlformats.org/drawingml/2006/wordprocessingDrawing" xmlns:w10="urn:schemas-microsoft-com:office:word" xmlns:w="http://schemas.openxmlformats.org/wordprocessingml/2006/main" xmlns:w14="http://schemas.microsoft.com/office/word/2010/wordml" xmlns:w15="http://schemas.microsoft.com/office/word/2012/wordml" xmlns:w16cex="http://schemas.microsoft.com/office/word/2018/wordml/cex" xmlns:w16cid="http://schemas.microsoft.com/office/word/2016/wordml/cid" xmlns:w16="http://schemas.microsoft.com/office/word/2018/wordml" xmlns:w16sdtdh="http://schemas.microsoft.com/office/word/2020/wordml/sdtdatahash" xmlns:w16se="http://schemas.microsoft.com/office/word/2015/wordml/symex" xmlns:wpg="http://schemas.microsoft.com/office/word/2010/wordprocessingGroup" xmlns:wpi="http://schemas.microsoft.com/office/word/2010/wordprocessingInk" xmlns:wne="http://schemas.microsoft.com/office/word/2006/wordml" xmlns:wps="http://schemas.microsoft.com/office/word/2010/wordprocessingShape" mc:Ignorable="w14 w15 w16se w16cid w16 w16cex w16sdtdh wp14">
   <w:p>
     <w:pPr>
       <w:pStyle w:val="Header"/>
@@ -57845,7 +57306,7 @@
 </file>
 
 <file path=word/numbering.xml><?xml version="1.0" encoding="utf-8"?>
-<w:numbering xmlns:wpc="http://schemas.microsoft.com/office/word/2010/wordprocessingCanvas" xmlns:cx="http://schemas.microsoft.com/office/drawing/2014/chartex" xmlns:cx1="http://schemas.microsoft.com/office/drawing/2015/9/8/chartex" xmlns:cx2="http://schemas.microsoft.com/office/drawing/2015/10/21/chartex" xmlns:cx3="http://schemas.microsoft.com/office/drawing/2016/5/9/chartex" xmlns:cx4="http://schemas.microsoft.com/office/drawing/2016/5/10/chartex" xmlns:cx5="http://schemas.microsoft.com/office/drawing/2016/5/11/chartex" xmlns:cx6="http://schemas.microsoft.com/office/drawing/2016/5/12/chartex" xmlns:cx7="http://schemas.microsoft.com/office/drawing/2016/5/13/chartex" xmlns:cx8="http://schemas.microsoft.com/office/drawing/2016/5/14/chartex" xmlns:mc="http://schemas.openxmlformats.org/markup-compatibility/2006" xmlns:aink="http://schemas.microsoft.com/office/drawing/2016/ink" xmlns:am3d="http://schemas.microsoft.com/office/drawing/2017/model3d" xmlns:o="urn:schemas-microsoft-com:office:office" xmlns:r="http://schemas.openxmlformats.org/officeDocument/2006/relationships" xmlns:m="http://schemas.openxmlformats.org/officeDocument/2006/math" xmlns:v="urn:schemas-microsoft-com:vml" xmlns:wp14="http://schemas.microsoft.com/office/word/2010/wordprocessingDrawing" xmlns:wp="http://schemas.openxmlformats.org/drawingml/2006/wordprocessingDrawing" xmlns:w10="urn:schemas-microsoft-com:office:word" xmlns:w="http://schemas.openxmlformats.org/wordprocessingml/2006/main" xmlns:w14="http://schemas.microsoft.com/office/word/2010/wordml" xmlns:w15="http://schemas.microsoft.com/office/word/2012/wordml" xmlns:w16cex="http://schemas.microsoft.com/office/word/2018/wordml/cex" xmlns:w16cid="http://schemas.microsoft.com/office/word/2016/wordml/cid" xmlns:w16="http://schemas.microsoft.com/office/word/2018/wordml" xmlns:w16sdtdh="http://schemas.microsoft.com/office/word/2020/wordml/sdtdatahash" xmlns:w16se="http://schemas.microsoft.com/office/word/2015/wordml/symex" xmlns:wpg="http://schemas.microsoft.com/office/word/2010/wordprocessingGroup" xmlns:wpi="http://schemas.microsoft.com/office/word/2010/wordprocessingInk" xmlns:wne="http://schemas.microsoft.com/office/word/2006/wordml" xmlns:wps="http://schemas.microsoft.com/office/word/2010/wordprocessingShape" mc:Ignorable="w14 w15 w16se w16cid w16 w16cex w16sdtdh wp14">
+<w:numbering xmlns:wpc="http://schemas.microsoft.com/office/word/2010/wordprocessingCanvas" xmlns:cx="http://schemas.microsoft.com/office/drawing/2014/chartex" xmlns:cx1="http://schemas.microsoft.com/office/drawing/2015/9/8/chartex" xmlns:cx2="http://schemas.microsoft.com/office/drawing/2015/10/21/chartex" xmlns:cx3="http://schemas.microsoft.com/office/drawing/2016/5/9/chartex" xmlns:cx4="http://schemas.microsoft.com/office/drawing/2016/5/10/chartex" xmlns:cx5="http://schemas.microsoft.com/office/drawing/2016/5/11/chartex" xmlns:cx6="http://schemas.microsoft.com/office/drawing/2016/5/12/chartex" xmlns:cx7="http://schemas.microsoft.com/office/drawing/2016/5/13/chartex" xmlns:cx8="http://schemas.microsoft.com/office/drawing/2016/5/14/chartex" xmlns:mc="http://schemas.openxmlformats.org/markup-compatibility/2006" xmlns:aink="http://schemas.microsoft.com/office/drawing/2016/ink" xmlns:am3d="http://schemas.microsoft.com/office/drawing/2017/model3d" xmlns:o="urn:schemas-microsoft-com:office:office" xmlns:oel="http://schemas.microsoft.com/office/2019/extlst" xmlns:r="http://schemas.openxmlformats.org/officeDocument/2006/relationships" xmlns:m="http://schemas.openxmlformats.org/officeDocument/2006/math" xmlns:v="urn:schemas-microsoft-com:vml" xmlns:wp14="http://schemas.microsoft.com/office/word/2010/wordprocessingDrawing" xmlns:wp="http://schemas.openxmlformats.org/drawingml/2006/wordprocessingDrawing" xmlns:w10="urn:schemas-microsoft-com:office:word" xmlns:w="http://schemas.openxmlformats.org/wordprocessingml/2006/main" xmlns:w14="http://schemas.microsoft.com/office/word/2010/wordml" xmlns:w15="http://schemas.microsoft.com/office/word/2012/wordml" xmlns:w16cex="http://schemas.microsoft.com/office/word/2018/wordml/cex" xmlns:w16cid="http://schemas.microsoft.com/office/word/2016/wordml/cid" xmlns:w16="http://schemas.microsoft.com/office/word/2018/wordml" xmlns:w16sdtdh="http://schemas.microsoft.com/office/word/2020/wordml/sdtdatahash" xmlns:w16se="http://schemas.microsoft.com/office/word/2015/wordml/symex" xmlns:wpg="http://schemas.microsoft.com/office/word/2010/wordprocessingGroup" xmlns:wpi="http://schemas.microsoft.com/office/word/2010/wordprocessingInk" xmlns:wne="http://schemas.microsoft.com/office/word/2006/wordml" xmlns:wps="http://schemas.microsoft.com/office/word/2010/wordprocessingShape" mc:Ignorable="w14 w15 w16se w16cid w16 w16cex w16sdtdh wp14">
   <w:abstractNum w:abstractNumId="0" w15:restartNumberingAfterBreak="0">
     <w:nsid w:val="03272006"/>
     <w:multiLevelType w:val="hybridMultilevel"/>
@@ -59375,7 +58836,7 @@
       </w:pPr>
     </w:lvl>
   </w:abstractNum>
-  <w:num w:numId="1">
+  <w:num w:numId="1" w16cid:durableId="367536716">
     <w:abstractNumId w:val="1"/>
     <w:lvlOverride w:ilvl="0"/>
     <w:lvlOverride w:ilvl="1">
@@ -59403,46 +58864,46 @@
       <w:startOverride w:val="1"/>
     </w:lvlOverride>
   </w:num>
-  <w:num w:numId="2">
+  <w:num w:numId="2" w16cid:durableId="825168700">
     <w:abstractNumId w:val="8"/>
   </w:num>
-  <w:num w:numId="3">
+  <w:num w:numId="3" w16cid:durableId="1708750926">
     <w:abstractNumId w:val="3"/>
   </w:num>
-  <w:num w:numId="4">
+  <w:num w:numId="4" w16cid:durableId="799764137">
     <w:abstractNumId w:val="9"/>
   </w:num>
-  <w:num w:numId="5">
+  <w:num w:numId="5" w16cid:durableId="1845629657">
     <w:abstractNumId w:val="11"/>
   </w:num>
-  <w:num w:numId="6">
+  <w:num w:numId="6" w16cid:durableId="1170830088">
     <w:abstractNumId w:val="7"/>
   </w:num>
-  <w:num w:numId="7">
+  <w:num w:numId="7" w16cid:durableId="1905482545">
     <w:abstractNumId w:val="6"/>
   </w:num>
-  <w:num w:numId="8">
+  <w:num w:numId="8" w16cid:durableId="1682318909">
     <w:abstractNumId w:val="10"/>
   </w:num>
-  <w:num w:numId="9">
+  <w:num w:numId="9" w16cid:durableId="487675618">
     <w:abstractNumId w:val="1"/>
   </w:num>
-  <w:num w:numId="10">
+  <w:num w:numId="10" w16cid:durableId="201601444">
     <w:abstractNumId w:val="13"/>
   </w:num>
-  <w:num w:numId="11">
+  <w:num w:numId="11" w16cid:durableId="1288925590">
     <w:abstractNumId w:val="4"/>
   </w:num>
-  <w:num w:numId="12">
+  <w:num w:numId="12" w16cid:durableId="799957408">
     <w:abstractNumId w:val="0"/>
   </w:num>
-  <w:num w:numId="13">
+  <w:num w:numId="13" w16cid:durableId="831867979">
     <w:abstractNumId w:val="2"/>
   </w:num>
-  <w:num w:numId="14">
+  <w:num w:numId="14" w16cid:durableId="1566918058">
     <w:abstractNumId w:val="12"/>
   </w:num>
-  <w:num w:numId="15">
+  <w:num w:numId="15" w16cid:durableId="387607767">
     <w:abstractNumId w:val="5"/>
   </w:num>
 </w:numbering>

--- a/2026 files/BMRS/SYRUP BMR/MAGFLEX BMR NEW.docx
+++ b/2026 files/BMRS/SYRUP BMR/MAGFLEX BMR NEW.docx
@@ -126,12 +126,14 @@
               </w:rPr>
               <w:t xml:space="preserve">          </w:t>
             </w:r>
+            <w:proofErr w:type="spellStart"/>
             <w:r>
               <w:rPr>
                 <w:rFonts w:ascii="Calibri" w:hAnsi="Calibri" w:cs="Calibri"/>
               </w:rPr>
               <w:t>Magflex</w:t>
             </w:r>
+            <w:proofErr w:type="spellEnd"/>
             <w:r>
               <w:rPr>
                 <w:rFonts w:ascii="Calibri" w:hAnsi="Calibri" w:cs="Calibri"/>
@@ -314,7 +316,35 @@
               <w:rPr>
                 <w:rFonts w:ascii="Calibri" w:hAnsi="Calibri" w:cs="Calibri"/>
               </w:rPr>
-              <w:t xml:space="preserve">          200ml per Amber Colour PET Bottle duly labelled &amp; packed in a Monocarton.</w:t>
+              <w:t xml:space="preserve">          200ml per Amber </w:t>
+            </w:r>
+            <w:proofErr w:type="spellStart"/>
+            <w:r>
+              <w:rPr>
+                <w:rFonts w:ascii="Calibri" w:hAnsi="Calibri" w:cs="Calibri"/>
+              </w:rPr>
+              <w:t>Colour</w:t>
+            </w:r>
+            <w:proofErr w:type="spellEnd"/>
+            <w:r>
+              <w:rPr>
+                <w:rFonts w:ascii="Calibri" w:hAnsi="Calibri" w:cs="Calibri"/>
+              </w:rPr>
+              <w:t xml:space="preserve"> PET Bottle duly labelled &amp; packed in a </w:t>
+            </w:r>
+            <w:proofErr w:type="spellStart"/>
+            <w:r>
+              <w:rPr>
+                <w:rFonts w:ascii="Calibri" w:hAnsi="Calibri" w:cs="Calibri"/>
+              </w:rPr>
+              <w:t>Monocarton</w:t>
+            </w:r>
+            <w:proofErr w:type="spellEnd"/>
+            <w:r>
+              <w:rPr>
+                <w:rFonts w:ascii="Calibri" w:hAnsi="Calibri" w:cs="Calibri"/>
+              </w:rPr>
+              <w:t>.</w:t>
             </w:r>
           </w:p>
           <w:p>
@@ -4723,11 +4753,19 @@
                 <w:rFonts w:cstheme="minorHAnsi"/>
               </w:rPr>
             </w:pPr>
+            <w:proofErr w:type="spellStart"/>
             <w:r>
               <w:rPr>
                 <w:rFonts w:ascii="Calibri" w:hAnsi="Calibri" w:cs="Calibri"/>
               </w:rPr>
-              <w:t>Xantan gum</w:t>
+              <w:t>Xantan</w:t>
+            </w:r>
+            <w:proofErr w:type="spellEnd"/>
+            <w:r>
+              <w:rPr>
+                <w:rFonts w:ascii="Calibri" w:hAnsi="Calibri" w:cs="Calibri"/>
+              </w:rPr>
+              <w:t xml:space="preserve"> gum</w:t>
             </w:r>
             <w:r>
               <w:rPr>
@@ -6047,11 +6085,19 @@
             <w:r>
               <w:t>Requested By Production Pharm</w:t>
             </w:r>
+            <w:proofErr w:type="spellStart"/>
             <w:r>
               <w:rPr>
                 <w:lang w:val="en-GB"/>
               </w:rPr>
-              <w:t xml:space="preserve">acist </w:t>
+              <w:t>acist</w:t>
+            </w:r>
+            <w:proofErr w:type="spellEnd"/>
+            <w:r>
+              <w:rPr>
+                <w:lang w:val="en-GB"/>
+              </w:rPr>
+              <w:t xml:space="preserve"> </w:t>
             </w:r>
           </w:p>
         </w:tc>
@@ -6290,7 +6336,21 @@
               <w:rPr>
                 <w:rFonts w:cstheme="minorHAnsi"/>
               </w:rPr>
-              <w:t xml:space="preserve">Product Name :  </w:t>
+              <w:t xml:space="preserve">Product </w:t>
+            </w:r>
+            <w:proofErr w:type="gramStart"/>
+            <w:r>
+              <w:rPr>
+                <w:rFonts w:cstheme="minorHAnsi"/>
+              </w:rPr>
+              <w:t>Name :</w:t>
+            </w:r>
+            <w:proofErr w:type="gramEnd"/>
+            <w:r>
+              <w:rPr>
+                <w:rFonts w:cstheme="minorHAnsi"/>
+              </w:rPr>
+              <w:t xml:space="preserve">  </w:t>
             </w:r>
             <w:r>
               <w:rPr>
@@ -6517,7 +6577,21 @@
               <w:rPr>
                 <w:rFonts w:cstheme="minorHAnsi"/>
               </w:rPr>
-              <w:t xml:space="preserve">Amber colour 200 ml PET Bottle </w:t>
+              <w:t xml:space="preserve">Amber </w:t>
+            </w:r>
+            <w:proofErr w:type="spellStart"/>
+            <w:r>
+              <w:rPr>
+                <w:rFonts w:cstheme="minorHAnsi"/>
+              </w:rPr>
+              <w:t>colour</w:t>
+            </w:r>
+            <w:proofErr w:type="spellEnd"/>
+            <w:r>
+              <w:rPr>
+                <w:rFonts w:cstheme="minorHAnsi"/>
+              </w:rPr>
+              <w:t xml:space="preserve"> 200 ml PET Bottle </w:t>
             </w:r>
           </w:p>
         </w:tc>
@@ -6754,12 +6828,14 @@
                 <w:rFonts w:cstheme="minorHAnsi"/>
               </w:rPr>
             </w:pPr>
+            <w:proofErr w:type="spellStart"/>
             <w:r>
               <w:rPr>
                 <w:rFonts w:cstheme="minorHAnsi"/>
               </w:rPr>
               <w:t>Magflex</w:t>
             </w:r>
+            <w:proofErr w:type="spellEnd"/>
             <w:r>
               <w:rPr>
                 <w:rFonts w:cstheme="minorHAnsi"/>
@@ -6880,12 +6956,14 @@
                 <w:rFonts w:cstheme="minorHAnsi"/>
               </w:rPr>
             </w:pPr>
+            <w:proofErr w:type="spellStart"/>
             <w:r>
               <w:rPr>
                 <w:rFonts w:cstheme="minorHAnsi"/>
               </w:rPr>
               <w:t>Magflex</w:t>
             </w:r>
+            <w:proofErr w:type="spellEnd"/>
             <w:r>
               <w:rPr>
                 <w:rFonts w:cstheme="minorHAnsi"/>
@@ -7128,12 +7206,14 @@
                 <w:rFonts w:cstheme="minorHAnsi"/>
               </w:rPr>
             </w:pPr>
+            <w:proofErr w:type="spellStart"/>
             <w:r>
               <w:rPr>
                 <w:rFonts w:cstheme="minorHAnsi"/>
               </w:rPr>
               <w:t>Magflex</w:t>
             </w:r>
+            <w:proofErr w:type="spellEnd"/>
             <w:r>
               <w:rPr>
                 <w:rFonts w:cstheme="minorHAnsi"/>
@@ -7377,12 +7457,14 @@
                 <w:rFonts w:cstheme="minorHAnsi"/>
               </w:rPr>
             </w:pPr>
+            <w:proofErr w:type="spellStart"/>
             <w:r>
               <w:rPr>
                 <w:rFonts w:cstheme="minorHAnsi"/>
               </w:rPr>
               <w:t>Magflex</w:t>
             </w:r>
+            <w:proofErr w:type="spellEnd"/>
             <w:r>
               <w:rPr>
                 <w:rFonts w:cstheme="minorHAnsi"/>
@@ -7662,11 +7744,19 @@
             <w:r>
               <w:t>Requested By Production Pharm</w:t>
             </w:r>
+            <w:proofErr w:type="spellStart"/>
             <w:r>
               <w:rPr>
                 <w:lang w:val="en-GB"/>
               </w:rPr>
-              <w:t xml:space="preserve">acist </w:t>
+              <w:t>acist</w:t>
+            </w:r>
+            <w:proofErr w:type="spellEnd"/>
+            <w:r>
+              <w:rPr>
+                <w:lang w:val="en-GB"/>
+              </w:rPr>
+              <w:t xml:space="preserve"> </w:t>
             </w:r>
           </w:p>
         </w:tc>
@@ -12558,7 +12648,23 @@
                 <w:rFonts w:ascii="Calibri" w:eastAsia="Calibri" w:hAnsi="Calibri" w:cs="Calibri"/>
                 <w:lang w:val="en-GB"/>
               </w:rPr>
-              <w:t>Service Tank(500 litres)</w:t>
+              <w:t xml:space="preserve">Service </w:t>
+            </w:r>
+            <w:proofErr w:type="gramStart"/>
+            <w:r>
+              <w:rPr>
+                <w:rFonts w:ascii="Calibri" w:eastAsia="Calibri" w:hAnsi="Calibri" w:cs="Calibri"/>
+                <w:lang w:val="en-GB"/>
+              </w:rPr>
+              <w:t>Tank(</w:t>
+            </w:r>
+            <w:proofErr w:type="gramEnd"/>
+            <w:r>
+              <w:rPr>
+                <w:rFonts w:ascii="Calibri" w:eastAsia="Calibri" w:hAnsi="Calibri" w:cs="Calibri"/>
+                <w:lang w:val="en-GB"/>
+              </w:rPr>
+              <w:t>500 litres)</w:t>
             </w:r>
           </w:p>
         </w:tc>
@@ -18538,11 +18644,19 @@
                 <w:rFonts w:cstheme="minorHAnsi"/>
               </w:rPr>
             </w:pPr>
-            <w:r>
-              <w:rPr>
-                <w:rFonts w:cstheme="minorHAnsi"/>
-              </w:rPr>
-              <w:t>Stp ref. no.</w:t>
+            <w:proofErr w:type="spellStart"/>
+            <w:r>
+              <w:rPr>
+                <w:rFonts w:cstheme="minorHAnsi"/>
+              </w:rPr>
+              <w:t>Stp</w:t>
+            </w:r>
+            <w:proofErr w:type="spellEnd"/>
+            <w:r>
+              <w:rPr>
+                <w:rFonts w:cstheme="minorHAnsi"/>
+              </w:rPr>
+              <w:t xml:space="preserve"> ref. no.</w:t>
             </w:r>
           </w:p>
         </w:tc>
@@ -18634,11 +18748,19 @@
                 <w:rFonts w:cstheme="minorHAnsi"/>
               </w:rPr>
             </w:pPr>
-            <w:r>
-              <w:rPr>
-                <w:rFonts w:cstheme="minorHAnsi"/>
-              </w:rPr>
-              <w:t>Stp ref. no.</w:t>
+            <w:proofErr w:type="spellStart"/>
+            <w:r>
+              <w:rPr>
+                <w:rFonts w:cstheme="minorHAnsi"/>
+              </w:rPr>
+              <w:t>Stp</w:t>
+            </w:r>
+            <w:proofErr w:type="spellEnd"/>
+            <w:r>
+              <w:rPr>
+                <w:rFonts w:cstheme="minorHAnsi"/>
+              </w:rPr>
+              <w:t xml:space="preserve"> ref. no.</w:t>
             </w:r>
           </w:p>
         </w:tc>
@@ -18724,11 +18846,19 @@
                 <w:rFonts w:cstheme="minorHAnsi"/>
               </w:rPr>
             </w:pPr>
-            <w:r>
-              <w:rPr>
-                <w:rFonts w:cstheme="minorHAnsi"/>
-              </w:rPr>
-              <w:t>Stp ref. no.</w:t>
+            <w:proofErr w:type="spellStart"/>
+            <w:r>
+              <w:rPr>
+                <w:rFonts w:cstheme="minorHAnsi"/>
+              </w:rPr>
+              <w:t>Stp</w:t>
+            </w:r>
+            <w:proofErr w:type="spellEnd"/>
+            <w:r>
+              <w:rPr>
+                <w:rFonts w:cstheme="minorHAnsi"/>
+              </w:rPr>
+              <w:t xml:space="preserve"> ref. no.</w:t>
             </w:r>
           </w:p>
         </w:tc>
@@ -19564,11 +19694,19 @@
                 <w:rFonts w:cstheme="minorHAnsi"/>
               </w:rPr>
             </w:pPr>
-            <w:r>
-              <w:rPr>
-                <w:rFonts w:cstheme="minorHAnsi"/>
-              </w:rPr>
-              <w:t>Stp ref. no.</w:t>
+            <w:proofErr w:type="spellStart"/>
+            <w:r>
+              <w:rPr>
+                <w:rFonts w:cstheme="minorHAnsi"/>
+              </w:rPr>
+              <w:t>Stp</w:t>
+            </w:r>
+            <w:proofErr w:type="spellEnd"/>
+            <w:r>
+              <w:rPr>
+                <w:rFonts w:cstheme="minorHAnsi"/>
+              </w:rPr>
+              <w:t xml:space="preserve"> ref. no.</w:t>
             </w:r>
           </w:p>
         </w:tc>
@@ -19628,11 +19766,19 @@
                 <w:rFonts w:cstheme="minorHAnsi"/>
               </w:rPr>
             </w:pPr>
+            <w:proofErr w:type="spellStart"/>
             <w:r>
               <w:rPr>
                 <w:rFonts w:ascii="Calibri" w:hAnsi="Calibri" w:cs="Calibri"/>
               </w:rPr>
-              <w:t>Xantan gum</w:t>
+              <w:t>Xantan</w:t>
+            </w:r>
+            <w:proofErr w:type="spellEnd"/>
+            <w:r>
+              <w:rPr>
+                <w:rFonts w:ascii="Calibri" w:hAnsi="Calibri" w:cs="Calibri"/>
+              </w:rPr>
+              <w:t xml:space="preserve"> gum</w:t>
             </w:r>
             <w:r>
               <w:rPr>
@@ -19654,11 +19800,19 @@
                 <w:rFonts w:cstheme="minorHAnsi"/>
               </w:rPr>
             </w:pPr>
-            <w:r>
-              <w:rPr>
-                <w:rFonts w:cstheme="minorHAnsi"/>
-              </w:rPr>
-              <w:t>Stp ref. no.</w:t>
+            <w:proofErr w:type="spellStart"/>
+            <w:r>
+              <w:rPr>
+                <w:rFonts w:cstheme="minorHAnsi"/>
+              </w:rPr>
+              <w:t>Stp</w:t>
+            </w:r>
+            <w:proofErr w:type="spellEnd"/>
+            <w:r>
+              <w:rPr>
+                <w:rFonts w:cstheme="minorHAnsi"/>
+              </w:rPr>
+              <w:t xml:space="preserve"> ref. no.</w:t>
             </w:r>
           </w:p>
         </w:tc>
@@ -19744,11 +19898,19 @@
                 <w:rFonts w:cstheme="minorHAnsi"/>
               </w:rPr>
             </w:pPr>
-            <w:r>
-              <w:rPr>
-                <w:rFonts w:cstheme="minorHAnsi"/>
-              </w:rPr>
-              <w:t>Stp ref. no.</w:t>
+            <w:proofErr w:type="spellStart"/>
+            <w:r>
+              <w:rPr>
+                <w:rFonts w:cstheme="minorHAnsi"/>
+              </w:rPr>
+              <w:t>Stp</w:t>
+            </w:r>
+            <w:proofErr w:type="spellEnd"/>
+            <w:r>
+              <w:rPr>
+                <w:rFonts w:cstheme="minorHAnsi"/>
+              </w:rPr>
+              <w:t xml:space="preserve"> ref. no.</w:t>
             </w:r>
           </w:p>
         </w:tc>
@@ -19834,11 +19996,19 @@
                 <w:rFonts w:cstheme="minorHAnsi"/>
               </w:rPr>
             </w:pPr>
-            <w:r>
-              <w:rPr>
-                <w:rFonts w:cstheme="minorHAnsi"/>
-              </w:rPr>
-              <w:t>Stp ref. no.</w:t>
+            <w:proofErr w:type="spellStart"/>
+            <w:r>
+              <w:rPr>
+                <w:rFonts w:cstheme="minorHAnsi"/>
+              </w:rPr>
+              <w:t>Stp</w:t>
+            </w:r>
+            <w:proofErr w:type="spellEnd"/>
+            <w:r>
+              <w:rPr>
+                <w:rFonts w:cstheme="minorHAnsi"/>
+              </w:rPr>
+              <w:t xml:space="preserve"> ref. no.</w:t>
             </w:r>
           </w:p>
         </w:tc>
@@ -19924,11 +20094,19 @@
                 <w:rFonts w:cstheme="minorHAnsi"/>
               </w:rPr>
             </w:pPr>
-            <w:r>
-              <w:rPr>
-                <w:rFonts w:cstheme="minorHAnsi"/>
-              </w:rPr>
-              <w:t>Stp ref. no.</w:t>
+            <w:proofErr w:type="spellStart"/>
+            <w:r>
+              <w:rPr>
+                <w:rFonts w:cstheme="minorHAnsi"/>
+              </w:rPr>
+              <w:t>Stp</w:t>
+            </w:r>
+            <w:proofErr w:type="spellEnd"/>
+            <w:r>
+              <w:rPr>
+                <w:rFonts w:cstheme="minorHAnsi"/>
+              </w:rPr>
+              <w:t xml:space="preserve"> ref. no.</w:t>
             </w:r>
           </w:p>
         </w:tc>
@@ -20017,11 +20195,19 @@
                 <w:rFonts w:cstheme="minorHAnsi"/>
               </w:rPr>
             </w:pPr>
-            <w:r>
-              <w:rPr>
-                <w:rFonts w:cstheme="minorHAnsi"/>
-              </w:rPr>
-              <w:t>Stp ref. no.</w:t>
+            <w:proofErr w:type="spellStart"/>
+            <w:r>
+              <w:rPr>
+                <w:rFonts w:cstheme="minorHAnsi"/>
+              </w:rPr>
+              <w:t>Stp</w:t>
+            </w:r>
+            <w:proofErr w:type="spellEnd"/>
+            <w:r>
+              <w:rPr>
+                <w:rFonts w:cstheme="minorHAnsi"/>
+              </w:rPr>
+              <w:t xml:space="preserve"> ref. no.</w:t>
             </w:r>
           </w:p>
         </w:tc>
@@ -20103,11 +20289,19 @@
                 <w:rFonts w:cstheme="minorHAnsi"/>
               </w:rPr>
             </w:pPr>
-            <w:r>
-              <w:rPr>
-                <w:rFonts w:cstheme="minorHAnsi"/>
-              </w:rPr>
-              <w:t>Stp ref. no.</w:t>
+            <w:proofErr w:type="spellStart"/>
+            <w:r>
+              <w:rPr>
+                <w:rFonts w:cstheme="minorHAnsi"/>
+              </w:rPr>
+              <w:t>Stp</w:t>
+            </w:r>
+            <w:proofErr w:type="spellEnd"/>
+            <w:r>
+              <w:rPr>
+                <w:rFonts w:cstheme="minorHAnsi"/>
+              </w:rPr>
+              <w:t xml:space="preserve"> ref. no.</w:t>
             </w:r>
           </w:p>
         </w:tc>
@@ -20181,11 +20375,19 @@
                 <w:rFonts w:cstheme="minorHAnsi"/>
               </w:rPr>
             </w:pPr>
-            <w:r>
-              <w:rPr>
-                <w:rFonts w:cstheme="minorHAnsi"/>
-              </w:rPr>
-              <w:t>Stp ref. no.</w:t>
+            <w:proofErr w:type="spellStart"/>
+            <w:r>
+              <w:rPr>
+                <w:rFonts w:cstheme="minorHAnsi"/>
+              </w:rPr>
+              <w:t>Stp</w:t>
+            </w:r>
+            <w:proofErr w:type="spellEnd"/>
+            <w:r>
+              <w:rPr>
+                <w:rFonts w:cstheme="minorHAnsi"/>
+              </w:rPr>
+              <w:t xml:space="preserve"> ref. no.</w:t>
             </w:r>
           </w:p>
         </w:tc>
@@ -20271,11 +20473,19 @@
                 <w:rFonts w:cstheme="minorHAnsi"/>
               </w:rPr>
             </w:pPr>
-            <w:r>
-              <w:rPr>
-                <w:rFonts w:cstheme="minorHAnsi"/>
-              </w:rPr>
-              <w:t>Stp ref. no.</w:t>
+            <w:proofErr w:type="spellStart"/>
+            <w:r>
+              <w:rPr>
+                <w:rFonts w:cstheme="minorHAnsi"/>
+              </w:rPr>
+              <w:t>Stp</w:t>
+            </w:r>
+            <w:proofErr w:type="spellEnd"/>
+            <w:r>
+              <w:rPr>
+                <w:rFonts w:cstheme="minorHAnsi"/>
+              </w:rPr>
+              <w:t xml:space="preserve"> ref. no.</w:t>
             </w:r>
           </w:p>
         </w:tc>
@@ -20671,11 +20881,19 @@
                 <w:b/>
               </w:rPr>
             </w:pPr>
+            <w:proofErr w:type="spellStart"/>
             <w:r>
               <w:rPr>
                 <w:rFonts w:ascii="Calibri" w:hAnsi="Calibri" w:cs="Calibri"/>
               </w:rPr>
-              <w:t>Xantan gum</w:t>
+              <w:t>Xantan</w:t>
+            </w:r>
+            <w:proofErr w:type="spellEnd"/>
+            <w:r>
+              <w:rPr>
+                <w:rFonts w:ascii="Calibri" w:hAnsi="Calibri" w:cs="Calibri"/>
+              </w:rPr>
+              <w:t xml:space="preserve"> gum</w:t>
             </w:r>
             <w:r>
               <w:rPr>
@@ -22756,7 +22974,23 @@
                 <w:rFonts w:eastAsia="Times New Roman" w:cstheme="minorHAnsi"/>
                 <w:lang w:val="en-GB"/>
               </w:rPr>
-              <w:t>Area Cleanliness  (floor, walls, ceiling, risers)</w:t>
+              <w:t xml:space="preserve">Area </w:t>
+            </w:r>
+            <w:proofErr w:type="gramStart"/>
+            <w:r>
+              <w:rPr>
+                <w:rFonts w:eastAsia="Times New Roman" w:cstheme="minorHAnsi"/>
+                <w:lang w:val="en-GB"/>
+              </w:rPr>
+              <w:t>Cleanliness  (</w:t>
+            </w:r>
+            <w:proofErr w:type="gramEnd"/>
+            <w:r>
+              <w:rPr>
+                <w:rFonts w:eastAsia="Times New Roman" w:cstheme="minorHAnsi"/>
+                <w:lang w:val="en-GB"/>
+              </w:rPr>
+              <w:t>floor, walls, ceiling, risers)</w:t>
             </w:r>
           </w:p>
         </w:tc>
@@ -23408,12 +23642,21 @@
               </w:rPr>
               <w:t>+</w:t>
             </w:r>
+            <w:proofErr w:type="gramStart"/>
             <w:r>
               <w:rPr>
                 <w:rFonts w:eastAsia="Times New Roman" w:cstheme="minorHAnsi"/>
                 <w:lang w:val="en-GB"/>
               </w:rPr>
-              <w:t>5,     Actual RH: _______________%</w:t>
+              <w:t xml:space="preserve">5,   </w:t>
+            </w:r>
+            <w:proofErr w:type="gramEnd"/>
+            <w:r>
+              <w:rPr>
+                <w:rFonts w:eastAsia="Times New Roman" w:cstheme="minorHAnsi"/>
+                <w:lang w:val="en-GB"/>
+              </w:rPr>
+              <w:t xml:space="preserve">  Actual RH: _______________%</w:t>
             </w:r>
           </w:p>
         </w:tc>
@@ -23810,8 +24053,20 @@
                 <w:sz w:val="24"/>
                 <w:szCs w:val="24"/>
               </w:rPr>
-              <w:t>Checked by Prod.Sup</w:t>
-            </w:r>
+              <w:t xml:space="preserve">Checked by </w:t>
+            </w:r>
+            <w:proofErr w:type="spellStart"/>
+            <w:r>
+              <w:rPr>
+                <w:rFonts w:cstheme="minorHAnsi"/>
+                <w:b/>
+                <w:bCs/>
+                <w:sz w:val="24"/>
+                <w:szCs w:val="24"/>
+              </w:rPr>
+              <w:t>Prod.Sup</w:t>
+            </w:r>
+            <w:proofErr w:type="spellEnd"/>
           </w:p>
         </w:tc>
         <w:tc>
@@ -26174,7 +26429,25 @@
                 <w:sz w:val="24"/>
                 <w:szCs w:val="24"/>
               </w:rPr>
-              <w:t xml:space="preserve"> (if any)……………………………………………………………………………………………………………..…………………….</w:t>
+              <w:t xml:space="preserve"> (if </w:t>
+            </w:r>
+            <w:proofErr w:type="gramStart"/>
+            <w:r>
+              <w:rPr>
+                <w:rFonts w:cstheme="minorHAnsi"/>
+                <w:sz w:val="24"/>
+                <w:szCs w:val="24"/>
+              </w:rPr>
+              <w:t>any)…</w:t>
+            </w:r>
+            <w:proofErr w:type="gramEnd"/>
+            <w:r>
+              <w:rPr>
+                <w:rFonts w:cstheme="minorHAnsi"/>
+                <w:sz w:val="24"/>
+                <w:szCs w:val="24"/>
+              </w:rPr>
+              <w:t>…………………………………………………………………………………………………………..…………………….</w:t>
             </w:r>
           </w:p>
           <w:p>
@@ -30115,7 +30388,21 @@
               <w:rPr>
                 <w:rFonts w:cstheme="minorHAnsi"/>
               </w:rPr>
-              <w:t xml:space="preserve">Amber colour 200 ml PET Bottle </w:t>
+              <w:t xml:space="preserve">Amber </w:t>
+            </w:r>
+            <w:proofErr w:type="spellStart"/>
+            <w:r>
+              <w:rPr>
+                <w:rFonts w:cstheme="minorHAnsi"/>
+              </w:rPr>
+              <w:t>colour</w:t>
+            </w:r>
+            <w:proofErr w:type="spellEnd"/>
+            <w:r>
+              <w:rPr>
+                <w:rFonts w:cstheme="minorHAnsi"/>
+              </w:rPr>
+              <w:t xml:space="preserve"> 200 ml PET Bottle </w:t>
             </w:r>
           </w:p>
         </w:tc>
@@ -30364,12 +30651,14 @@
                 <w:rFonts w:cstheme="minorHAnsi"/>
               </w:rPr>
             </w:pPr>
+            <w:proofErr w:type="spellStart"/>
             <w:r>
               <w:rPr>
                 <w:rFonts w:cstheme="minorHAnsi"/>
               </w:rPr>
               <w:t>Magflex</w:t>
             </w:r>
+            <w:proofErr w:type="spellEnd"/>
             <w:r>
               <w:rPr>
                 <w:rFonts w:cstheme="minorHAnsi"/>
@@ -30496,17 +30785,27 @@
                 <w:rFonts w:cstheme="minorHAnsi"/>
               </w:rPr>
             </w:pPr>
+            <w:proofErr w:type="spellStart"/>
+            <w:proofErr w:type="gramStart"/>
             <w:r>
               <w:rPr>
                 <w:rFonts w:cstheme="minorHAnsi"/>
               </w:rPr>
               <w:t>Magflex</w:t>
             </w:r>
-            <w:r>
-              <w:rPr>
-                <w:rFonts w:cstheme="minorHAnsi"/>
-              </w:rPr>
-              <w:t xml:space="preserve">  suspension  – Printed Labels</w:t>
+            <w:proofErr w:type="spellEnd"/>
+            <w:r>
+              <w:rPr>
+                <w:rFonts w:cstheme="minorHAnsi"/>
+              </w:rPr>
+              <w:t xml:space="preserve">  suspension</w:t>
+            </w:r>
+            <w:proofErr w:type="gramEnd"/>
+            <w:r>
+              <w:rPr>
+                <w:rFonts w:cstheme="minorHAnsi"/>
+              </w:rPr>
+              <w:t xml:space="preserve">  – Printed Labels</w:t>
             </w:r>
           </w:p>
         </w:tc>
@@ -30754,17 +31053,27 @@
                 <w:rFonts w:cstheme="minorHAnsi"/>
               </w:rPr>
             </w:pPr>
+            <w:proofErr w:type="spellStart"/>
+            <w:proofErr w:type="gramStart"/>
             <w:r>
               <w:rPr>
                 <w:rFonts w:cstheme="minorHAnsi"/>
               </w:rPr>
               <w:t>Magflex</w:t>
             </w:r>
-            <w:r>
-              <w:rPr>
-                <w:rFonts w:cstheme="minorHAnsi"/>
-              </w:rPr>
-              <w:t xml:space="preserve">  suspension – Leaflet</w:t>
+            <w:proofErr w:type="spellEnd"/>
+            <w:r>
+              <w:rPr>
+                <w:rFonts w:cstheme="minorHAnsi"/>
+              </w:rPr>
+              <w:t xml:space="preserve">  suspension</w:t>
+            </w:r>
+            <w:proofErr w:type="gramEnd"/>
+            <w:r>
+              <w:rPr>
+                <w:rFonts w:cstheme="minorHAnsi"/>
+              </w:rPr>
+              <w:t xml:space="preserve"> – Leaflet</w:t>
             </w:r>
           </w:p>
         </w:tc>
@@ -31014,17 +31323,33 @@
                 <w:rFonts w:cstheme="minorHAnsi"/>
               </w:rPr>
             </w:pPr>
+            <w:proofErr w:type="spellStart"/>
             <w:r>
               <w:rPr>
                 <w:rFonts w:cstheme="minorHAnsi"/>
               </w:rPr>
               <w:t>Magflex</w:t>
             </w:r>
-            <w:r>
-              <w:rPr>
-                <w:rFonts w:cstheme="minorHAnsi"/>
-              </w:rPr>
-              <w:t xml:space="preserve"> suspension  Printed Shipper Cartons</w:t>
+            <w:proofErr w:type="spellEnd"/>
+            <w:r>
+              <w:rPr>
+                <w:rFonts w:cstheme="minorHAnsi"/>
+              </w:rPr>
+              <w:t xml:space="preserve"> </w:t>
+            </w:r>
+            <w:proofErr w:type="gramStart"/>
+            <w:r>
+              <w:rPr>
+                <w:rFonts w:cstheme="minorHAnsi"/>
+              </w:rPr>
+              <w:t>suspension  Printed</w:t>
+            </w:r>
+            <w:proofErr w:type="gramEnd"/>
+            <w:r>
+              <w:rPr>
+                <w:rFonts w:cstheme="minorHAnsi"/>
+              </w:rPr>
+              <w:t xml:space="preserve"> Shipper Cartons</w:t>
             </w:r>
           </w:p>
         </w:tc>
@@ -32557,12 +32882,14 @@
                 <w:rFonts w:cstheme="minorHAnsi"/>
               </w:rPr>
             </w:pPr>
+            <w:proofErr w:type="gramStart"/>
             <w:r>
               <w:rPr>
                 <w:rFonts w:cstheme="minorHAnsi"/>
               </w:rPr>
               <w:t>MFD :</w:t>
             </w:r>
+            <w:proofErr w:type="gramEnd"/>
           </w:p>
         </w:tc>
         <w:tc>
@@ -32628,12 +32955,14 @@
                 <w:rFonts w:cstheme="minorHAnsi"/>
               </w:rPr>
             </w:pPr>
+            <w:proofErr w:type="gramStart"/>
             <w:r>
               <w:rPr>
                 <w:rFonts w:cstheme="minorHAnsi"/>
               </w:rPr>
               <w:t>EXP :</w:t>
             </w:r>
+            <w:proofErr w:type="gramEnd"/>
           </w:p>
         </w:tc>
         <w:tc>
@@ -33477,7 +33806,23 @@
                 <w:rFonts w:cs="Times New Roman"/>
                 <w:b/>
               </w:rPr>
-              <w:t>……..………</w:t>
+              <w:t>…</w:t>
+            </w:r>
+            <w:proofErr w:type="gramStart"/>
+            <w:r>
+              <w:rPr>
+                <w:rFonts w:cs="Times New Roman"/>
+                <w:b/>
+              </w:rPr>
+              <w:t>…..</w:t>
+            </w:r>
+            <w:proofErr w:type="gramEnd"/>
+            <w:r>
+              <w:rPr>
+                <w:rFonts w:cs="Times New Roman"/>
+                <w:b/>
+              </w:rPr>
+              <w:t>………</w:t>
             </w:r>
           </w:p>
           <w:p>
@@ -33858,7 +34203,23 @@
                 <w:rFonts w:cs="Times New Roman"/>
                 <w:b/>
               </w:rPr>
-              <w:t>……..………</w:t>
+              <w:t>…</w:t>
+            </w:r>
+            <w:proofErr w:type="gramStart"/>
+            <w:r>
+              <w:rPr>
+                <w:rFonts w:cs="Times New Roman"/>
+                <w:b/>
+              </w:rPr>
+              <w:t>…..</w:t>
+            </w:r>
+            <w:proofErr w:type="gramEnd"/>
+            <w:r>
+              <w:rPr>
+                <w:rFonts w:cs="Times New Roman"/>
+                <w:b/>
+              </w:rPr>
+              <w:t>………</w:t>
             </w:r>
           </w:p>
           <w:p>
@@ -34658,7 +35019,15 @@
               <w:t>Deviation</w:t>
             </w:r>
             <w:r>
-              <w:t xml:space="preserve"> (if any)…………………………………………………………………………………………………………..…………………….</w:t>
+              <w:t xml:space="preserve"> (if </w:t>
+            </w:r>
+            <w:proofErr w:type="gramStart"/>
+            <w:r>
+              <w:t>any)…</w:t>
+            </w:r>
+            <w:proofErr w:type="gramEnd"/>
+            <w:r>
+              <w:t>………………………………………………………………………………………………………..…………………….</w:t>
             </w:r>
           </w:p>
           <w:p>
@@ -36386,7 +36755,21 @@
               <w:rPr>
                 <w:rFonts w:eastAsia="Calibri" w:cstheme="minorHAnsi"/>
               </w:rPr>
-              <w:t>Automatic Shrink Wrapping Machine 2</w:t>
+              <w:t xml:space="preserve">Automatic </w:t>
+            </w:r>
+            <w:proofErr w:type="gramStart"/>
+            <w:r>
+              <w:rPr>
+                <w:rFonts w:eastAsia="Calibri" w:cstheme="minorHAnsi"/>
+              </w:rPr>
+              <w:t>Shrink Wrapping</w:t>
+            </w:r>
+            <w:proofErr w:type="gramEnd"/>
+            <w:r>
+              <w:rPr>
+                <w:rFonts w:eastAsia="Calibri" w:cstheme="minorHAnsi"/>
+              </w:rPr>
+              <w:t xml:space="preserve"> Machine 2</w:t>
             </w:r>
           </w:p>
         </w:tc>
@@ -37040,7 +37423,21 @@
               <w:rPr>
                 <w:rFonts w:cstheme="minorHAnsi"/>
               </w:rPr>
-              <w:t>Area Cleanliness  ( walls, ceiling, floor )</w:t>
+              <w:t xml:space="preserve">Area </w:t>
+            </w:r>
+            <w:proofErr w:type="gramStart"/>
+            <w:r>
+              <w:rPr>
+                <w:rFonts w:cstheme="minorHAnsi"/>
+              </w:rPr>
+              <w:t>Cleanliness  (</w:t>
+            </w:r>
+            <w:proofErr w:type="gramEnd"/>
+            <w:r>
+              <w:rPr>
+                <w:rFonts w:cstheme="minorHAnsi"/>
+              </w:rPr>
+              <w:t xml:space="preserve"> walls, ceiling, floor )</w:t>
             </w:r>
           </w:p>
         </w:tc>
@@ -37350,7 +37747,21 @@
               <w:rPr>
                 <w:rFonts w:cstheme="minorHAnsi"/>
               </w:rPr>
-              <w:t>Std RH : NMT 65</w:t>
+              <w:t xml:space="preserve">Std </w:t>
+            </w:r>
+            <w:proofErr w:type="gramStart"/>
+            <w:r>
+              <w:rPr>
+                <w:rFonts w:cstheme="minorHAnsi"/>
+              </w:rPr>
+              <w:t>RH :</w:t>
+            </w:r>
+            <w:proofErr w:type="gramEnd"/>
+            <w:r>
+              <w:rPr>
+                <w:rFonts w:cstheme="minorHAnsi"/>
+              </w:rPr>
+              <w:t xml:space="preserve"> NMT 65</w:t>
             </w:r>
             <w:r>
               <w:rPr>
@@ -37416,8 +37827,16 @@
               <w:rPr>
                 <w:rFonts w:cstheme="minorHAnsi"/>
               </w:rPr>
-              <w:t>Balance calibration done on date :</w:t>
-            </w:r>
+              <w:t xml:space="preserve">Balance calibration done on </w:t>
+            </w:r>
+            <w:proofErr w:type="gramStart"/>
+            <w:r>
+              <w:rPr>
+                <w:rFonts w:cstheme="minorHAnsi"/>
+              </w:rPr>
+              <w:t>date :</w:t>
+            </w:r>
+            <w:proofErr w:type="gramEnd"/>
           </w:p>
         </w:tc>
         <w:tc>
@@ -37515,8 +37934,16 @@
         <w:rPr>
           <w:rFonts w:cstheme="minorHAnsi"/>
         </w:rPr>
-        <w:t>Estimated loss during transfer of the product to the service tank through the pipe/hose     …………..</w:t>
+        <w:t>Estimated loss during transfer of the product to the service tank through the pipe/hose     ………</w:t>
       </w:r>
+      <w:proofErr w:type="gramStart"/>
+      <w:r>
+        <w:rPr>
+          <w:rFonts w:cstheme="minorHAnsi"/>
+        </w:rPr>
+        <w:t>…..</w:t>
+      </w:r>
+      <w:proofErr w:type="gramEnd"/>
     </w:p>
     <w:p>
       <w:pPr>
@@ -45438,13 +45865,27 @@
         <w:rPr>
           <w:b/>
         </w:rPr>
-        <w:t>PACKING INPROCESS CHECKS-</w:t>
+        <w:t>PACKING INPROCESS CHECKS</w:t>
+      </w:r>
+      <w:proofErr w:type="gramStart"/>
+      <w:r>
+        <w:rPr>
+          <w:b/>
+        </w:rPr>
+        <w:t>-</w:t>
       </w:r>
       <w:r>
         <w:rPr>
           <w:bCs/>
         </w:rPr>
-        <w:t>(To be done hourly basis)</w:t>
+        <w:t>(</w:t>
+      </w:r>
+      <w:proofErr w:type="gramEnd"/>
+      <w:r>
+        <w:rPr>
+          <w:bCs/>
+        </w:rPr>
+        <w:t>To be done hourly basis)</w:t>
       </w:r>
     </w:p>
     <w:tbl>
@@ -45967,12 +46408,21 @@
                 <w:szCs w:val="20"/>
               </w:rPr>
             </w:pPr>
-            <w:r>
-              <w:rPr>
-                <w:sz w:val="20"/>
-                <w:szCs w:val="20"/>
-              </w:rPr>
-              <w:t>B.No.</w:t>
+            <w:proofErr w:type="spellStart"/>
+            <w:r>
+              <w:rPr>
+                <w:sz w:val="20"/>
+                <w:szCs w:val="20"/>
+              </w:rPr>
+              <w:t>B.No</w:t>
+            </w:r>
+            <w:proofErr w:type="spellEnd"/>
+            <w:r>
+              <w:rPr>
+                <w:sz w:val="20"/>
+                <w:szCs w:val="20"/>
+              </w:rPr>
+              <w:t>.</w:t>
             </w:r>
           </w:p>
         </w:tc>
@@ -46802,7 +47252,15 @@
               <w:pStyle w:val="Header"/>
             </w:pPr>
             <w:r>
-              <w:t>Weight of Packed Mono carton :                    Kg.</w:t>
+              <w:t xml:space="preserve">Weight of Packed Mono </w:t>
+            </w:r>
+            <w:proofErr w:type="gramStart"/>
+            <w:r>
+              <w:t>carton :</w:t>
+            </w:r>
+            <w:proofErr w:type="gramEnd"/>
+            <w:r>
+              <w:t xml:space="preserve">                    Kg.</w:t>
             </w:r>
           </w:p>
         </w:tc>
@@ -46843,8 +47301,21 @@
             <w:pPr>
               <w:pStyle w:val="Header"/>
             </w:pPr>
-            <w:r>
-              <w:t xml:space="preserve">( Avg. wt ± weight of packed Mono carton ) :                                                                            </w:t>
+            <w:proofErr w:type="gramStart"/>
+            <w:r>
+              <w:t>( Avg.</w:t>
+            </w:r>
+            <w:proofErr w:type="gramEnd"/>
+            <w:r>
+              <w:t xml:space="preserve"> </w:t>
+            </w:r>
+            <w:proofErr w:type="spellStart"/>
+            <w:r>
+              <w:t>wt</w:t>
+            </w:r>
+            <w:proofErr w:type="spellEnd"/>
+            <w:r>
+              <w:t xml:space="preserve"> ± weight of packed Mono carton ) :                                                                            </w:t>
             </w:r>
             <w:r>
               <w:t xml:space="preserve">         </w:t>
@@ -49234,11 +49705,19 @@
                 <w:rFonts w:cstheme="minorHAnsi"/>
               </w:rPr>
             </w:pPr>
-            <w:r>
-              <w:rPr>
-                <w:rFonts w:cstheme="minorHAnsi"/>
-              </w:rPr>
-              <w:t>S.No.</w:t>
+            <w:proofErr w:type="spellStart"/>
+            <w:r>
+              <w:rPr>
+                <w:rFonts w:cstheme="minorHAnsi"/>
+              </w:rPr>
+              <w:t>S.No</w:t>
+            </w:r>
+            <w:proofErr w:type="spellEnd"/>
+            <w:r>
+              <w:rPr>
+                <w:rFonts w:cstheme="minorHAnsi"/>
+              </w:rPr>
+              <w:t>.</w:t>
             </w:r>
           </w:p>
         </w:tc>
@@ -54557,7 +55036,15 @@
               <w:t>Deviation</w:t>
             </w:r>
             <w:r>
-              <w:t xml:space="preserve"> (if any)…………………………………………………………………………………………………………..…………………….</w:t>
+              <w:t xml:space="preserve"> (if </w:t>
+            </w:r>
+            <w:proofErr w:type="gramStart"/>
+            <w:r>
+              <w:t>any)…</w:t>
+            </w:r>
+            <w:proofErr w:type="gramEnd"/>
+            <w:r>
+              <w:t>………………………………………………………………………………………………………..…………………….</w:t>
             </w:r>
           </w:p>
           <w:p>
@@ -56811,7 +57298,22 @@
               <w:sz w:val="28"/>
             </w:rPr>
             <w:tab/>
-            <w:t xml:space="preserve">Biomedical  Limited, </w:t>
+          </w:r>
+          <w:proofErr w:type="gramStart"/>
+          <w:r>
+            <w:rPr>
+              <w:b/>
+              <w:sz w:val="28"/>
+            </w:rPr>
+            <w:t>Biomedical  Limited</w:t>
+          </w:r>
+          <w:proofErr w:type="gramEnd"/>
+          <w:r>
+            <w:rPr>
+              <w:b/>
+              <w:sz w:val="28"/>
+            </w:rPr>
+            <w:t xml:space="preserve">, </w:t>
           </w:r>
         </w:p>
         <w:p>
@@ -56828,7 +57330,39 @@
               <w:rFonts w:ascii="Times New Roman" w:hAnsi="Times New Roman" w:cs="Times New Roman"/>
               <w:i/>
             </w:rPr>
-            <w:t>1, Ohimege Road, Ind. Estate, Ilorin, Kwara State</w:t>
+            <w:t xml:space="preserve">1, </w:t>
+          </w:r>
+          <w:proofErr w:type="spellStart"/>
+          <w:r>
+            <w:rPr>
+              <w:rFonts w:ascii="Times New Roman" w:hAnsi="Times New Roman" w:cs="Times New Roman"/>
+              <w:i/>
+            </w:rPr>
+            <w:t>Ohimege</w:t>
+          </w:r>
+          <w:proofErr w:type="spellEnd"/>
+          <w:r>
+            <w:rPr>
+              <w:rFonts w:ascii="Times New Roman" w:hAnsi="Times New Roman" w:cs="Times New Roman"/>
+              <w:i/>
+            </w:rPr>
+            <w:t xml:space="preserve"> Road, Ind. Estate, Ilorin, </w:t>
+          </w:r>
+          <w:proofErr w:type="spellStart"/>
+          <w:r>
+            <w:rPr>
+              <w:rFonts w:ascii="Times New Roman" w:hAnsi="Times New Roman" w:cs="Times New Roman"/>
+              <w:i/>
+            </w:rPr>
+            <w:t>Kwara</w:t>
+          </w:r>
+          <w:proofErr w:type="spellEnd"/>
+          <w:r>
+            <w:rPr>
+              <w:rFonts w:ascii="Times New Roman" w:hAnsi="Times New Roman" w:cs="Times New Roman"/>
+              <w:i/>
+            </w:rPr>
+            <w:t xml:space="preserve"> State</w:t>
           </w:r>
         </w:p>
         <w:p>

--- a/2026 files/BMRS/SYRUP BMR/MAGFLEX BMR NEW.docx
+++ b/2026 files/BMRS/SYRUP BMR/MAGFLEX BMR NEW.docx
@@ -982,12 +982,8 @@
           <w:lang w:val="en-GB"/>
         </w:rPr>
         <w:sectPr>
-          <w:headerReference w:type="even" r:id="rId7"/>
-          <w:headerReference w:type="default" r:id="rId8"/>
-          <w:footerReference w:type="even" r:id="rId9"/>
-          <w:footerReference w:type="default" r:id="rId10"/>
-          <w:headerReference w:type="first" r:id="rId11"/>
-          <w:footerReference w:type="first" r:id="rId12"/>
+          <w:headerReference w:type="default" r:id="rId7"/>
+          <w:footerReference w:type="default" r:id="rId8"/>
           <w:pgSz w:w="11907" w:h="16840" w:code="9"/>
           <w:pgMar w:top="2058" w:right="387" w:bottom="1440" w:left="1797" w:header="180" w:footer="561" w:gutter="0"/>
           <w:cols w:space="720"/>
@@ -6201,6 +6197,39 @@
         </w:tc>
       </w:tr>
     </w:tbl>
+    <w:p>
+      <w:pPr>
+        <w:spacing w:after="0" w:line="240" w:lineRule="auto"/>
+        <w:ind w:right="-150"/>
+        <w:rPr>
+          <w:rFonts w:eastAsia="Times New Roman" w:cstheme="minorHAnsi"/>
+          <w:b/>
+          <w:lang w:val="en-GB"/>
+        </w:rPr>
+      </w:pPr>
+    </w:p>
+    <w:p>
+      <w:pPr>
+        <w:spacing w:after="0" w:line="240" w:lineRule="auto"/>
+        <w:ind w:right="-150"/>
+        <w:rPr>
+          <w:rFonts w:eastAsia="Times New Roman" w:cstheme="minorHAnsi"/>
+          <w:b/>
+          <w:lang w:val="en-GB"/>
+        </w:rPr>
+      </w:pPr>
+    </w:p>
+    <w:p>
+      <w:pPr>
+        <w:spacing w:after="0" w:line="240" w:lineRule="auto"/>
+        <w:ind w:right="-150"/>
+        <w:rPr>
+          <w:rFonts w:eastAsia="Times New Roman" w:cstheme="minorHAnsi"/>
+          <w:b/>
+          <w:lang w:val="en-GB"/>
+        </w:rPr>
+      </w:pPr>
+    </w:p>
     <w:p>
       <w:pPr>
         <w:spacing w:after="0" w:line="240" w:lineRule="auto"/>
@@ -6336,6 +6365,7 @@
               <w:rPr>
                 <w:rFonts w:cstheme="minorHAnsi"/>
               </w:rPr>
+              <w:lastRenderedPageBreak/>
               <w:t xml:space="preserve">Product </w:t>
             </w:r>
             <w:proofErr w:type="gramStart"/>
@@ -6416,7 +6446,6 @@
               <w:rPr>
                 <w:rFonts w:cstheme="minorHAnsi"/>
               </w:rPr>
-              <w:lastRenderedPageBreak/>
               <w:t>S/N</w:t>
             </w:r>
           </w:p>
@@ -7878,45 +7907,6 @@
         <w:rPr>
           <w:rFonts w:eastAsia="Times New Roman" w:cstheme="minorHAnsi"/>
           <w:b/>
-          <w:lang w:val="en-GB"/>
-        </w:rPr>
-      </w:pPr>
-    </w:p>
-    <w:p>
-      <w:pPr>
-        <w:spacing w:after="0" w:line="240" w:lineRule="auto"/>
-        <w:jc w:val="center"/>
-        <w:rPr>
-          <w:rFonts w:eastAsia="Times New Roman" w:cstheme="minorHAnsi"/>
-          <w:b/>
-          <w:sz w:val="24"/>
-          <w:szCs w:val="24"/>
-          <w:lang w:val="en-GB"/>
-        </w:rPr>
-      </w:pPr>
-    </w:p>
-    <w:p>
-      <w:pPr>
-        <w:spacing w:after="0" w:line="240" w:lineRule="auto"/>
-        <w:jc w:val="center"/>
-        <w:rPr>
-          <w:rFonts w:eastAsia="Times New Roman" w:cstheme="minorHAnsi"/>
-          <w:b/>
-          <w:sz w:val="24"/>
-          <w:szCs w:val="24"/>
-          <w:lang w:val="en-GB"/>
-        </w:rPr>
-      </w:pPr>
-    </w:p>
-    <w:p>
-      <w:pPr>
-        <w:spacing w:after="0" w:line="240" w:lineRule="auto"/>
-        <w:jc w:val="center"/>
-        <w:rPr>
-          <w:rFonts w:eastAsia="Times New Roman" w:cstheme="minorHAnsi"/>
-          <w:b/>
-          <w:sz w:val="24"/>
-          <w:szCs w:val="24"/>
           <w:lang w:val="en-GB"/>
         </w:rPr>
       </w:pPr>
@@ -16850,31 +16840,6 @@
         </w:rPr>
       </w:pPr>
     </w:p>
-    <w:p>
-      <w:pPr>
-        <w:spacing w:after="0" w:line="240" w:lineRule="auto"/>
-        <w:rPr>
-          <w:rFonts w:eastAsia="Times New Roman" w:cstheme="minorHAnsi"/>
-          <w:b/>
-          <w:sz w:val="24"/>
-          <w:szCs w:val="24"/>
-          <w:lang w:val="en-GB"/>
-        </w:rPr>
-      </w:pPr>
-    </w:p>
-    <w:p>
-      <w:pPr>
-        <w:spacing w:after="0" w:line="240" w:lineRule="auto"/>
-        <w:jc w:val="center"/>
-        <w:rPr>
-          <w:rFonts w:eastAsia="Times New Roman" w:cstheme="minorHAnsi"/>
-          <w:b/>
-          <w:sz w:val="24"/>
-          <w:szCs w:val="24"/>
-          <w:lang w:val="en-GB"/>
-        </w:rPr>
-      </w:pPr>
-    </w:p>
     <w:tbl>
       <w:tblPr>
         <w:tblStyle w:val="TableGrid"/>
@@ -16919,6 +16884,7 @@
                 <w:sz w:val="28"/>
                 <w:szCs w:val="28"/>
               </w:rPr>
+              <w:lastRenderedPageBreak/>
               <w:t>WEIGHING RECORDS</w:t>
             </w:r>
           </w:p>
@@ -19571,7 +19537,6 @@
                 <w:sz w:val="24"/>
                 <w:szCs w:val="24"/>
               </w:rPr>
-              <w:lastRenderedPageBreak/>
               <w:t>QC EXCIPIENT INGREDIENT IDENTIFICATION</w:t>
             </w:r>
           </w:p>
@@ -19603,6 +19568,7 @@
                 <w:rFonts w:cstheme="minorHAnsi"/>
                 <w:b/>
               </w:rPr>
+              <w:lastRenderedPageBreak/>
               <w:t>Material</w:t>
             </w:r>
           </w:p>
@@ -22428,6 +22394,7 @@
                 <w:sz w:val="24"/>
                 <w:szCs w:val="24"/>
               </w:rPr>
+              <w:lastRenderedPageBreak/>
               <w:t xml:space="preserve">COMPOUNDING </w:t>
             </w:r>
           </w:p>
@@ -23841,6 +23808,7 @@
           <w:sz w:val="24"/>
           <w:szCs w:val="24"/>
         </w:rPr>
+        <w:lastRenderedPageBreak/>
         <w:t>MANUFACTURING PROCESS</w:t>
       </w:r>
     </w:p>
@@ -26732,6 +26700,13 @@
                 <w:b/>
               </w:rPr>
               <w:t xml:space="preserve">Batch No.: </w:t>
+            </w:r>
+            <w:r>
+              <w:rPr>
+                <w:rFonts w:cstheme="minorHAnsi"/>
+                <w:b/>
+              </w:rPr>
+              <w:t>2</w:t>
             </w:r>
             <w:r>
               <w:rPr>
@@ -56533,7 +56508,7 @@
     </w:p>
     <w:p/>
     <w:sectPr>
-      <w:footerReference w:type="default" r:id="rId13"/>
+      <w:footerReference w:type="default" r:id="rId9"/>
       <w:pgSz w:w="12240" w:h="15840"/>
       <w:pgMar w:top="1440" w:right="1440" w:bottom="864" w:left="1440" w:header="180" w:footer="0" w:gutter="0"/>
       <w:cols w:space="720"/>
@@ -56569,16 +56544,6 @@
 </file>
 
 <file path=word/footer1.xml><?xml version="1.0" encoding="utf-8"?>
-<w:ftr xmlns:wpc="http://schemas.microsoft.com/office/word/2010/wordprocessingCanvas" xmlns:cx="http://schemas.microsoft.com/office/drawing/2014/chartex" xmlns:cx1="http://schemas.microsoft.com/office/drawing/2015/9/8/chartex" xmlns:cx2="http://schemas.microsoft.com/office/drawing/2015/10/21/chartex" xmlns:cx3="http://schemas.microsoft.com/office/drawing/2016/5/9/chartex" xmlns:cx4="http://schemas.microsoft.com/office/drawing/2016/5/10/chartex" xmlns:cx5="http://schemas.microsoft.com/office/drawing/2016/5/11/chartex" xmlns:cx6="http://schemas.microsoft.com/office/drawing/2016/5/12/chartex" xmlns:cx7="http://schemas.microsoft.com/office/drawing/2016/5/13/chartex" xmlns:cx8="http://schemas.microsoft.com/office/drawing/2016/5/14/chartex" xmlns:mc="http://schemas.openxmlformats.org/markup-compatibility/2006" xmlns:aink="http://schemas.microsoft.com/office/drawing/2016/ink" xmlns:am3d="http://schemas.microsoft.com/office/drawing/2017/model3d" xmlns:o="urn:schemas-microsoft-com:office:office" xmlns:oel="http://schemas.microsoft.com/office/2019/extlst" xmlns:r="http://schemas.openxmlformats.org/officeDocument/2006/relationships" xmlns:m="http://schemas.openxmlformats.org/officeDocument/2006/math" xmlns:v="urn:schemas-microsoft-com:vml" xmlns:wp14="http://schemas.microsoft.com/office/word/2010/wordprocessingDrawing" xmlns:wp="http://schemas.openxmlformats.org/drawingml/2006/wordprocessingDrawing" xmlns:w10="urn:schemas-microsoft-com:office:word" xmlns:w="http://schemas.openxmlformats.org/wordprocessingml/2006/main" xmlns:w14="http://schemas.microsoft.com/office/word/2010/wordml" xmlns:w15="http://schemas.microsoft.com/office/word/2012/wordml" xmlns:w16cex="http://schemas.microsoft.com/office/word/2018/wordml/cex" xmlns:w16cid="http://schemas.microsoft.com/office/word/2016/wordml/cid" xmlns:w16="http://schemas.microsoft.com/office/word/2018/wordml" xmlns:w16sdtdh="http://schemas.microsoft.com/office/word/2020/wordml/sdtdatahash" xmlns:w16se="http://schemas.microsoft.com/office/word/2015/wordml/symex" xmlns:wpg="http://schemas.microsoft.com/office/word/2010/wordprocessingGroup" xmlns:wpi="http://schemas.microsoft.com/office/word/2010/wordprocessingInk" xmlns:wne="http://schemas.microsoft.com/office/word/2006/wordml" xmlns:wps="http://schemas.microsoft.com/office/word/2010/wordprocessingShape" mc:Ignorable="w14 w15 w16se w16cid w16 w16cex w16sdtdh wp14">
-  <w:p>
-    <w:pPr>
-      <w:pStyle w:val="Footer"/>
-    </w:pPr>
-  </w:p>
-</w:ftr>
-</file>
-
-<file path=word/footer2.xml><?xml version="1.0" encoding="utf-8"?>
 <w:ftr xmlns:wpc="http://schemas.microsoft.com/office/word/2010/wordprocessingCanvas" xmlns:cx="http://schemas.microsoft.com/office/drawing/2014/chartex" xmlns:cx1="http://schemas.microsoft.com/office/drawing/2015/9/8/chartex" xmlns:cx2="http://schemas.microsoft.com/office/drawing/2015/10/21/chartex" xmlns:cx3="http://schemas.microsoft.com/office/drawing/2016/5/9/chartex" xmlns:cx4="http://schemas.microsoft.com/office/drawing/2016/5/10/chartex" xmlns:cx5="http://schemas.microsoft.com/office/drawing/2016/5/11/chartex" xmlns:cx6="http://schemas.microsoft.com/office/drawing/2016/5/12/chartex" xmlns:cx7="http://schemas.microsoft.com/office/drawing/2016/5/13/chartex" xmlns:cx8="http://schemas.microsoft.com/office/drawing/2016/5/14/chartex" xmlns:mc="http://schemas.openxmlformats.org/markup-compatibility/2006" xmlns:aink="http://schemas.microsoft.com/office/drawing/2016/ink" xmlns:am3d="http://schemas.microsoft.com/office/drawing/2017/model3d" xmlns:o="urn:schemas-microsoft-com:office:office" xmlns:oel="http://schemas.microsoft.com/office/2019/extlst" xmlns:r="http://schemas.openxmlformats.org/officeDocument/2006/relationships" xmlns:m="http://schemas.openxmlformats.org/officeDocument/2006/math" xmlns:v="urn:schemas-microsoft-com:vml" xmlns:wp14="http://schemas.microsoft.com/office/word/2010/wordprocessingDrawing" xmlns:wp="http://schemas.openxmlformats.org/drawingml/2006/wordprocessingDrawing" xmlns:w10="urn:schemas-microsoft-com:office:word" xmlns:w="http://schemas.openxmlformats.org/wordprocessingml/2006/main" xmlns:w14="http://schemas.microsoft.com/office/word/2010/wordml" xmlns:w15="http://schemas.microsoft.com/office/word/2012/wordml" xmlns:w16cex="http://schemas.microsoft.com/office/word/2018/wordml/cex" xmlns:w16cid="http://schemas.microsoft.com/office/word/2016/wordml/cid" xmlns:w16="http://schemas.microsoft.com/office/word/2018/wordml" xmlns:w16sdtdh="http://schemas.microsoft.com/office/word/2020/wordml/sdtdatahash" xmlns:w16se="http://schemas.microsoft.com/office/word/2015/wordml/symex" xmlns:wpg="http://schemas.microsoft.com/office/word/2010/wordprocessingGroup" xmlns:wpi="http://schemas.microsoft.com/office/word/2010/wordprocessingInk" xmlns:wne="http://schemas.microsoft.com/office/word/2006/wordml" xmlns:wps="http://schemas.microsoft.com/office/word/2010/wordprocessingShape" mc:Ignorable="w14 w15 w16se w16cid w16 w16cex w16sdtdh wp14">
   <w:p>
     <w:pPr>
@@ -56768,17 +56733,7 @@
 </w:ftr>
 </file>
 
-<file path=word/footer3.xml><?xml version="1.0" encoding="utf-8"?>
-<w:ftr xmlns:wpc="http://schemas.microsoft.com/office/word/2010/wordprocessingCanvas" xmlns:cx="http://schemas.microsoft.com/office/drawing/2014/chartex" xmlns:cx1="http://schemas.microsoft.com/office/drawing/2015/9/8/chartex" xmlns:cx2="http://schemas.microsoft.com/office/drawing/2015/10/21/chartex" xmlns:cx3="http://schemas.microsoft.com/office/drawing/2016/5/9/chartex" xmlns:cx4="http://schemas.microsoft.com/office/drawing/2016/5/10/chartex" xmlns:cx5="http://schemas.microsoft.com/office/drawing/2016/5/11/chartex" xmlns:cx6="http://schemas.microsoft.com/office/drawing/2016/5/12/chartex" xmlns:cx7="http://schemas.microsoft.com/office/drawing/2016/5/13/chartex" xmlns:cx8="http://schemas.microsoft.com/office/drawing/2016/5/14/chartex" xmlns:mc="http://schemas.openxmlformats.org/markup-compatibility/2006" xmlns:aink="http://schemas.microsoft.com/office/drawing/2016/ink" xmlns:am3d="http://schemas.microsoft.com/office/drawing/2017/model3d" xmlns:o="urn:schemas-microsoft-com:office:office" xmlns:oel="http://schemas.microsoft.com/office/2019/extlst" xmlns:r="http://schemas.openxmlformats.org/officeDocument/2006/relationships" xmlns:m="http://schemas.openxmlformats.org/officeDocument/2006/math" xmlns:v="urn:schemas-microsoft-com:vml" xmlns:wp14="http://schemas.microsoft.com/office/word/2010/wordprocessingDrawing" xmlns:wp="http://schemas.openxmlformats.org/drawingml/2006/wordprocessingDrawing" xmlns:w10="urn:schemas-microsoft-com:office:word" xmlns:w="http://schemas.openxmlformats.org/wordprocessingml/2006/main" xmlns:w14="http://schemas.microsoft.com/office/word/2010/wordml" xmlns:w15="http://schemas.microsoft.com/office/word/2012/wordml" xmlns:w16cex="http://schemas.microsoft.com/office/word/2018/wordml/cex" xmlns:w16cid="http://schemas.microsoft.com/office/word/2016/wordml/cid" xmlns:w16="http://schemas.microsoft.com/office/word/2018/wordml" xmlns:w16sdtdh="http://schemas.microsoft.com/office/word/2020/wordml/sdtdatahash" xmlns:w16se="http://schemas.microsoft.com/office/word/2015/wordml/symex" xmlns:wpg="http://schemas.microsoft.com/office/word/2010/wordprocessingGroup" xmlns:wpi="http://schemas.microsoft.com/office/word/2010/wordprocessingInk" xmlns:wne="http://schemas.microsoft.com/office/word/2006/wordml" xmlns:wps="http://schemas.microsoft.com/office/word/2010/wordprocessingShape" mc:Ignorable="w14 w15 w16se w16cid w16 w16cex w16sdtdh wp14">
-  <w:p>
-    <w:pPr>
-      <w:pStyle w:val="Footer"/>
-    </w:pPr>
-  </w:p>
-</w:ftr>
-</file>
-
-<file path=word/footer4.xml><?xml version="1.0" encoding="utf-8"?>
+<file path=word/footer2.xml><?xml version="1.0" encoding="utf-8"?>
 <w:ftr xmlns:wpc="http://schemas.microsoft.com/office/word/2010/wordprocessingCanvas" xmlns:cx="http://schemas.microsoft.com/office/drawing/2014/chartex" xmlns:cx1="http://schemas.microsoft.com/office/drawing/2015/9/8/chartex" xmlns:cx2="http://schemas.microsoft.com/office/drawing/2015/10/21/chartex" xmlns:cx3="http://schemas.microsoft.com/office/drawing/2016/5/9/chartex" xmlns:cx4="http://schemas.microsoft.com/office/drawing/2016/5/10/chartex" xmlns:cx5="http://schemas.microsoft.com/office/drawing/2016/5/11/chartex" xmlns:cx6="http://schemas.microsoft.com/office/drawing/2016/5/12/chartex" xmlns:cx7="http://schemas.microsoft.com/office/drawing/2016/5/13/chartex" xmlns:cx8="http://schemas.microsoft.com/office/drawing/2016/5/14/chartex" xmlns:mc="http://schemas.openxmlformats.org/markup-compatibility/2006" xmlns:aink="http://schemas.microsoft.com/office/drawing/2016/ink" xmlns:am3d="http://schemas.microsoft.com/office/drawing/2017/model3d" xmlns:o="urn:schemas-microsoft-com:office:office" xmlns:oel="http://schemas.microsoft.com/office/2019/extlst" xmlns:r="http://schemas.openxmlformats.org/officeDocument/2006/relationships" xmlns:m="http://schemas.openxmlformats.org/officeDocument/2006/math" xmlns:v="urn:schemas-microsoft-com:vml" xmlns:wp14="http://schemas.microsoft.com/office/word/2010/wordprocessingDrawing" xmlns:wp="http://schemas.openxmlformats.org/drawingml/2006/wordprocessingDrawing" xmlns:w10="urn:schemas-microsoft-com:office:word" xmlns:w="http://schemas.openxmlformats.org/wordprocessingml/2006/main" xmlns:w14="http://schemas.microsoft.com/office/word/2010/wordml" xmlns:w15="http://schemas.microsoft.com/office/word/2012/wordml" xmlns:w16cex="http://schemas.microsoft.com/office/word/2018/wordml/cex" xmlns:w16cid="http://schemas.microsoft.com/office/word/2016/wordml/cid" xmlns:w16="http://schemas.microsoft.com/office/word/2018/wordml" xmlns:w16sdtdh="http://schemas.microsoft.com/office/word/2020/wordml/sdtdatahash" xmlns:w16se="http://schemas.microsoft.com/office/word/2015/wordml/symex" xmlns:wpg="http://schemas.microsoft.com/office/word/2010/wordprocessingGroup" xmlns:wpi="http://schemas.microsoft.com/office/word/2010/wordprocessingInk" xmlns:wne="http://schemas.microsoft.com/office/word/2006/wordml" xmlns:wps="http://schemas.microsoft.com/office/word/2010/wordprocessingShape" mc:Ignorable="w14 w15 w16se w16cid w16 w16cex w16sdtdh wp14">
   <w:p>
     <w:pPr>
@@ -56994,16 +56949,6 @@
 </file>
 
 <file path=word/header1.xml><?xml version="1.0" encoding="utf-8"?>
-<w:hdr xmlns:wpc="http://schemas.microsoft.com/office/word/2010/wordprocessingCanvas" xmlns:cx="http://schemas.microsoft.com/office/drawing/2014/chartex" xmlns:cx1="http://schemas.microsoft.com/office/drawing/2015/9/8/chartex" xmlns:cx2="http://schemas.microsoft.com/office/drawing/2015/10/21/chartex" xmlns:cx3="http://schemas.microsoft.com/office/drawing/2016/5/9/chartex" xmlns:cx4="http://schemas.microsoft.com/office/drawing/2016/5/10/chartex" xmlns:cx5="http://schemas.microsoft.com/office/drawing/2016/5/11/chartex" xmlns:cx6="http://schemas.microsoft.com/office/drawing/2016/5/12/chartex" xmlns:cx7="http://schemas.microsoft.com/office/drawing/2016/5/13/chartex" xmlns:cx8="http://schemas.microsoft.com/office/drawing/2016/5/14/chartex" xmlns:mc="http://schemas.openxmlformats.org/markup-compatibility/2006" xmlns:aink="http://schemas.microsoft.com/office/drawing/2016/ink" xmlns:am3d="http://schemas.microsoft.com/office/drawing/2017/model3d" xmlns:o="urn:schemas-microsoft-com:office:office" xmlns:oel="http://schemas.microsoft.com/office/2019/extlst" xmlns:r="http://schemas.openxmlformats.org/officeDocument/2006/relationships" xmlns:m="http://schemas.openxmlformats.org/officeDocument/2006/math" xmlns:v="urn:schemas-microsoft-com:vml" xmlns:wp14="http://schemas.microsoft.com/office/word/2010/wordprocessingDrawing" xmlns:wp="http://schemas.openxmlformats.org/drawingml/2006/wordprocessingDrawing" xmlns:w10="urn:schemas-microsoft-com:office:word" xmlns:w="http://schemas.openxmlformats.org/wordprocessingml/2006/main" xmlns:w14="http://schemas.microsoft.com/office/word/2010/wordml" xmlns:w15="http://schemas.microsoft.com/office/word/2012/wordml" xmlns:w16cex="http://schemas.microsoft.com/office/word/2018/wordml/cex" xmlns:w16cid="http://schemas.microsoft.com/office/word/2016/wordml/cid" xmlns:w16="http://schemas.microsoft.com/office/word/2018/wordml" xmlns:w16sdtdh="http://schemas.microsoft.com/office/word/2020/wordml/sdtdatahash" xmlns:w16se="http://schemas.microsoft.com/office/word/2015/wordml/symex" xmlns:wpg="http://schemas.microsoft.com/office/word/2010/wordprocessingGroup" xmlns:wpi="http://schemas.microsoft.com/office/word/2010/wordprocessingInk" xmlns:wne="http://schemas.microsoft.com/office/word/2006/wordml" xmlns:wps="http://schemas.microsoft.com/office/word/2010/wordprocessingShape" mc:Ignorable="w14 w15 w16se w16cid w16 w16cex w16sdtdh wp14">
-  <w:p>
-    <w:pPr>
-      <w:pStyle w:val="Header"/>
-    </w:pPr>
-  </w:p>
-</w:hdr>
-</file>
-
-<file path=word/header2.xml><?xml version="1.0" encoding="utf-8"?>
 <w:hdr xmlns:wpc="http://schemas.microsoft.com/office/word/2010/wordprocessingCanvas" xmlns:cx="http://schemas.microsoft.com/office/drawing/2014/chartex" xmlns:cx1="http://schemas.microsoft.com/office/drawing/2015/9/8/chartex" xmlns:cx2="http://schemas.microsoft.com/office/drawing/2015/10/21/chartex" xmlns:cx3="http://schemas.microsoft.com/office/drawing/2016/5/9/chartex" xmlns:cx4="http://schemas.microsoft.com/office/drawing/2016/5/10/chartex" xmlns:cx5="http://schemas.microsoft.com/office/drawing/2016/5/11/chartex" xmlns:cx6="http://schemas.microsoft.com/office/drawing/2016/5/12/chartex" xmlns:cx7="http://schemas.microsoft.com/office/drawing/2016/5/13/chartex" xmlns:cx8="http://schemas.microsoft.com/office/drawing/2016/5/14/chartex" xmlns:mc="http://schemas.openxmlformats.org/markup-compatibility/2006" xmlns:aink="http://schemas.microsoft.com/office/drawing/2016/ink" xmlns:am3d="http://schemas.microsoft.com/office/drawing/2017/model3d" xmlns:o="urn:schemas-microsoft-com:office:office" xmlns:oel="http://schemas.microsoft.com/office/2019/extlst" xmlns:r="http://schemas.openxmlformats.org/officeDocument/2006/relationships" xmlns:m="http://schemas.openxmlformats.org/officeDocument/2006/math" xmlns:v="urn:schemas-microsoft-com:vml" xmlns:wp14="http://schemas.microsoft.com/office/word/2010/wordprocessingDrawing" xmlns:wp="http://schemas.openxmlformats.org/drawingml/2006/wordprocessingDrawing" xmlns:w10="urn:schemas-microsoft-com:office:word" xmlns:w="http://schemas.openxmlformats.org/wordprocessingml/2006/main" xmlns:w14="http://schemas.microsoft.com/office/word/2010/wordml" xmlns:w15="http://schemas.microsoft.com/office/word/2012/wordml" xmlns:w16cex="http://schemas.microsoft.com/office/word/2018/wordml/cex" xmlns:w16cid="http://schemas.microsoft.com/office/word/2016/wordml/cid" xmlns:w16="http://schemas.microsoft.com/office/word/2018/wordml" xmlns:w16sdtdh="http://schemas.microsoft.com/office/word/2020/wordml/sdtdatahash" xmlns:w16se="http://schemas.microsoft.com/office/word/2015/wordml/symex" xmlns:wpg="http://schemas.microsoft.com/office/word/2010/wordprocessingGroup" xmlns:wpi="http://schemas.microsoft.com/office/word/2010/wordprocessingInk" xmlns:wne="http://schemas.microsoft.com/office/word/2006/wordml" xmlns:wps="http://schemas.microsoft.com/office/word/2010/wordprocessingShape" mc:Ignorable="w14 w15 w16se w16cid w16 w16cex w16sdtdh wp14">
   <w:tbl>
     <w:tblPr>
@@ -57603,7 +57548,19 @@
             <w:rPr>
               <w:b/>
             </w:rPr>
-            <w:t xml:space="preserve"> MF</w:t>
+            <w:t xml:space="preserve"> </w:t>
+          </w:r>
+          <w:r>
+            <w:rPr>
+              <w:b/>
+            </w:rPr>
+            <w:t>2</w:t>
+          </w:r>
+          <w:r>
+            <w:rPr>
+              <w:b/>
+            </w:rPr>
+            <w:t>MF</w:t>
           </w:r>
         </w:p>
       </w:tc>
@@ -57824,16 +57781,6 @@
       <w:rPr>
         <w:sz w:val="18"/>
       </w:rPr>
-    </w:pPr>
-  </w:p>
-</w:hdr>
-</file>
-
-<file path=word/header3.xml><?xml version="1.0" encoding="utf-8"?>
-<w:hdr xmlns:wpc="http://schemas.microsoft.com/office/word/2010/wordprocessingCanvas" xmlns:cx="http://schemas.microsoft.com/office/drawing/2014/chartex" xmlns:cx1="http://schemas.microsoft.com/office/drawing/2015/9/8/chartex" xmlns:cx2="http://schemas.microsoft.com/office/drawing/2015/10/21/chartex" xmlns:cx3="http://schemas.microsoft.com/office/drawing/2016/5/9/chartex" xmlns:cx4="http://schemas.microsoft.com/office/drawing/2016/5/10/chartex" xmlns:cx5="http://schemas.microsoft.com/office/drawing/2016/5/11/chartex" xmlns:cx6="http://schemas.microsoft.com/office/drawing/2016/5/12/chartex" xmlns:cx7="http://schemas.microsoft.com/office/drawing/2016/5/13/chartex" xmlns:cx8="http://schemas.microsoft.com/office/drawing/2016/5/14/chartex" xmlns:mc="http://schemas.openxmlformats.org/markup-compatibility/2006" xmlns:aink="http://schemas.microsoft.com/office/drawing/2016/ink" xmlns:am3d="http://schemas.microsoft.com/office/drawing/2017/model3d" xmlns:o="urn:schemas-microsoft-com:office:office" xmlns:oel="http://schemas.microsoft.com/office/2019/extlst" xmlns:r="http://schemas.openxmlformats.org/officeDocument/2006/relationships" xmlns:m="http://schemas.openxmlformats.org/officeDocument/2006/math" xmlns:v="urn:schemas-microsoft-com:vml" xmlns:wp14="http://schemas.microsoft.com/office/word/2010/wordprocessingDrawing" xmlns:wp="http://schemas.openxmlformats.org/drawingml/2006/wordprocessingDrawing" xmlns:w10="urn:schemas-microsoft-com:office:word" xmlns:w="http://schemas.openxmlformats.org/wordprocessingml/2006/main" xmlns:w14="http://schemas.microsoft.com/office/word/2010/wordml" xmlns:w15="http://schemas.microsoft.com/office/word/2012/wordml" xmlns:w16cex="http://schemas.microsoft.com/office/word/2018/wordml/cex" xmlns:w16cid="http://schemas.microsoft.com/office/word/2016/wordml/cid" xmlns:w16="http://schemas.microsoft.com/office/word/2018/wordml" xmlns:w16sdtdh="http://schemas.microsoft.com/office/word/2020/wordml/sdtdatahash" xmlns:w16se="http://schemas.microsoft.com/office/word/2015/wordml/symex" xmlns:wpg="http://schemas.microsoft.com/office/word/2010/wordprocessingGroup" xmlns:wpi="http://schemas.microsoft.com/office/word/2010/wordprocessingInk" xmlns:wne="http://schemas.microsoft.com/office/word/2006/wordml" xmlns:wps="http://schemas.microsoft.com/office/word/2010/wordprocessingShape" mc:Ignorable="w14 w15 w16se w16cid w16 w16cex w16sdtdh wp14">
-  <w:p>
-    <w:pPr>
-      <w:pStyle w:val="Header"/>
     </w:pPr>
   </w:p>
 </w:hdr>
